--- a/Report_template.docx
+++ b/Report_template.docx
@@ -1,138 +1,354 @@
 
 <file path=word/document.xml><?xml version="1.0" encoding="utf-8"?>
-<w:document xmlns:wpc="http://schemas.microsoft.com/office/word/2010/wordprocessingCanvas" xmlns:cx="http://schemas.microsoft.com/office/drawing/2014/chartex" xmlns:cx1="http://schemas.microsoft.com/office/drawing/2015/9/8/chartex" xmlns:cx2="http://schemas.microsoft.com/office/drawing/2015/10/21/chartex" xmlns:cx3="http://schemas.microsoft.com/office/drawing/2016/5/9/chartex" xmlns:cx4="http://schemas.microsoft.com/office/drawing/2016/5/10/chartex" xmlns:cx5="http://schemas.microsoft.com/office/drawing/2016/5/11/chartex" xmlns:cx6="http://schemas.microsoft.com/office/drawing/2016/5/12/chartex" xmlns:cx7="http://schemas.microsoft.com/office/drawing/2016/5/13/chartex" xmlns:cx8="http://schemas.microsoft.com/office/drawing/2016/5/14/chartex" xmlns:mc="http://schemas.openxmlformats.org/markup-compatibility/2006" xmlns:aink="http://schemas.microsoft.com/office/drawing/2016/ink" xmlns:am3d="http://schemas.microsoft.com/office/drawing/2017/model3d" xmlns:o="urn:schemas-microsoft-com:office:office" xmlns:oel="http://schemas.microsoft.com/office/2019/extlst" xmlns:r="http://schemas.openxmlformats.org/officeDocument/2006/relationships" xmlns:m="http://schemas.openxmlformats.org/officeDocument/2006/math" xmlns:v="urn:schemas-microsoft-com:vml" xmlns:wp14="http://schemas.microsoft.com/office/word/2010/wordprocessingDrawing" xmlns:wp="http://schemas.openxmlformats.org/drawingml/2006/wordprocessingDrawing" xmlns:w10="urn:schemas-microsoft-com:office:word" xmlns:w="http://schemas.openxmlformats.org/wordprocessingml/2006/main" xmlns:w14="http://schemas.microsoft.com/office/word/2010/wordml" xmlns:w15="http://schemas.microsoft.com/office/word/2012/wordml" xmlns:w16cex="http://schemas.microsoft.com/office/word/2018/wordml/cex" xmlns:w16cid="http://schemas.microsoft.com/office/word/2016/wordml/cid" xmlns:w16="http://schemas.microsoft.com/office/word/2018/wordml" xmlns:w16sdtdh="http://schemas.microsoft.com/office/word/2020/wordml/sdtdatahash" xmlns:w16se="http://schemas.microsoft.com/office/word/2015/wordml/symex" xmlns:wpg="http://schemas.microsoft.com/office/word/2010/wordprocessingGroup" xmlns:wpi="http://schemas.microsoft.com/office/word/2010/wordprocessingInk" xmlns:wne="http://schemas.microsoft.com/office/word/2006/wordml" xmlns:wps="http://schemas.microsoft.com/office/word/2010/wordprocessingShape" mc:Ignorable="w14 w15 w16se w16cid w16 w16cex w16sdtdh wp14">
+<w:document xmlns:wpc="http://schemas.microsoft.com/office/word/2010/wordprocessingCanvas" xmlns:cx="http://schemas.microsoft.com/office/drawing/2014/chartex" xmlns:cx1="http://schemas.microsoft.com/office/drawing/2015/9/8/chartex" xmlns:cx2="http://schemas.microsoft.com/office/drawing/2015/10/21/chartex" xmlns:cx3="http://schemas.microsoft.com/office/drawing/2016/5/9/chartex" xmlns:cx4="http://schemas.microsoft.com/office/drawing/2016/5/10/chartex" xmlns:cx5="http://schemas.microsoft.com/office/drawing/2016/5/11/chartex" xmlns:cx6="http://schemas.microsoft.com/office/drawing/2016/5/12/chartex" xmlns:cx7="http://schemas.microsoft.com/office/drawing/2016/5/13/chartex" xmlns:cx8="http://schemas.microsoft.com/office/drawing/2016/5/14/chartex" xmlns:mc="http://schemas.openxmlformats.org/markup-compatibility/2006" xmlns:aink="http://schemas.microsoft.com/office/drawing/2016/ink" xmlns:am3d="http://schemas.microsoft.com/office/drawing/2017/model3d" xmlns:o="urn:schemas-microsoft-com:office:office" xmlns:oel="http://schemas.microsoft.com/office/2019/extlst" xmlns:r="http://schemas.openxmlformats.org/officeDocument/2006/relationships" xmlns:m="http://schemas.openxmlformats.org/officeDocument/2006/math" xmlns:v="urn:schemas-microsoft-com:vml" xmlns:wp14="http://schemas.microsoft.com/office/word/2010/wordprocessingDrawing" xmlns:wp="http://schemas.openxmlformats.org/drawingml/2006/wordprocessingDrawing" xmlns:w10="urn:schemas-microsoft-com:office:word" xmlns:w="http://schemas.openxmlformats.org/wordprocessingml/2006/main" xmlns:w14="http://schemas.microsoft.com/office/word/2010/wordml" xmlns:w15="http://schemas.microsoft.com/office/word/2012/wordml" xmlns:w16cex="http://schemas.microsoft.com/office/word/2018/wordml/cex" xmlns:w16cid="http://schemas.microsoft.com/office/word/2016/wordml/cid" xmlns:w16="http://schemas.microsoft.com/office/word/2018/wordml" xmlns:w16du="http://schemas.microsoft.com/office/word/2023/wordml/word16du" xmlns:w16sdtdh="http://schemas.microsoft.com/office/word/2020/wordml/sdtdatahash" xmlns:w16sdtfl="http://schemas.microsoft.com/office/word/2024/wordml/sdtformatlock" xmlns:w16se="http://schemas.microsoft.com/office/word/2015/wordml/symex" xmlns:wpg="http://schemas.microsoft.com/office/word/2010/wordprocessingGroup" xmlns:wpi="http://schemas.microsoft.com/office/word/2010/wordprocessingInk" xmlns:wne="http://schemas.microsoft.com/office/word/2006/wordml" xmlns:wps="http://schemas.microsoft.com/office/word/2010/wordprocessingShape" mc:Ignorable="w14 w15 w16se w16cid w16 w16cex w16sdtdh w16sdtfl w16du wp14">
   <w:body>
     <w:p>
       <w:pPr>
-        <w:pStyle w:val="Heading1"/>
         <w:spacing w:line="240" w:lineRule="auto"/>
-        <w:rPr>
-          <w:rFonts w:cs="Arial"/>
-          <w:color w:val="auto"/>
-          <w:sz w:val="22"/>
-          <w:szCs w:val="22"/>
+        <w:jc w:val="both"/>
+        <w:rPr>
+          <w:rFonts w:ascii="Arial" w:eastAsiaTheme="minorHAnsi" w:hAnsi="Arial" w:cs="Arial"/>
         </w:rPr>
       </w:pPr>
       <w:r>
         <w:rPr>
-          <w:rFonts w:cs="Arial"/>
-          <w:color w:val="auto"/>
-          <w:sz w:val="22"/>
-          <w:szCs w:val="22"/>
-          <w:highlight w:val="yellow"/>
-        </w:rPr>
-        <w:t>[Max 2 Pages]</w:t>
+          <w:rFonts w:ascii="Arial" w:eastAsiaTheme="minorHAnsi" w:hAnsi="Arial" w:cs="Arial"/>
+        </w:rPr>
+        <w:t xml:space="preserve">Q1: </w:t>
+      </w:r>
+      <w:r>
+        <w:rPr>
+          <w:rFonts w:ascii="Arial" w:eastAsiaTheme="minorHAnsi" w:hAnsi="Arial" w:cs="Arial"/>
+        </w:rPr>
+        <w:t xml:space="preserve">By plotting the </w:t>
+      </w:r>
+      <w:r>
+        <w:rPr>
+          <w:rFonts w:ascii="Arial" w:eastAsiaTheme="minorHAnsi" w:hAnsi="Arial" w:cs="Arial"/>
+        </w:rPr>
+        <w:t xml:space="preserve">Euclidean error </w:t>
+      </w:r>
+      <w:r>
+        <w:rPr>
+          <w:rFonts w:ascii="Arial" w:eastAsiaTheme="minorHAnsi" w:hAnsi="Arial" w:cs="Arial"/>
+        </w:rPr>
+        <w:t xml:space="preserve">between the ground truth angles, and the </w:t>
+      </w:r>
+      <w:r>
+        <w:rPr>
+          <w:rFonts w:ascii="Arial" w:eastAsiaTheme="minorHAnsi" w:hAnsi="Arial" w:cs="Arial"/>
+        </w:rPr>
+        <w:t>KNN-</w:t>
+      </w:r>
+      <w:r>
+        <w:rPr>
+          <w:rFonts w:ascii="Arial" w:eastAsiaTheme="minorHAnsi" w:hAnsi="Arial" w:cs="Arial"/>
+        </w:rPr>
+        <w:t xml:space="preserve">predicted joint angles at varying K from 1-20, we can observe the trend as we increase K. </w:t>
+      </w:r>
+      <w:r>
+        <w:rPr>
+          <w:rFonts w:ascii="Arial" w:eastAsiaTheme="minorHAnsi" w:hAnsi="Arial" w:cs="Arial"/>
+        </w:rPr>
+        <w:t xml:space="preserve">At K of 1, </w:t>
+      </w:r>
+      <w:r>
+        <w:rPr>
+          <w:rFonts w:ascii="Arial" w:eastAsiaTheme="minorHAnsi" w:hAnsi="Arial" w:cs="Arial"/>
+        </w:rPr>
+        <w:t xml:space="preserve">we have </w:t>
+      </w:r>
+      <w:r>
+        <w:rPr>
+          <w:rFonts w:ascii="Arial" w:eastAsiaTheme="minorHAnsi" w:hAnsi="Arial" w:cs="Arial"/>
+        </w:rPr>
+        <w:t>the sharpest difference between ground truth angle and predicted angle</w:t>
+      </w:r>
+      <w:r>
+        <w:rPr>
+          <w:rFonts w:ascii="Arial" w:eastAsiaTheme="minorHAnsi" w:hAnsi="Arial" w:cs="Arial"/>
+        </w:rPr>
+        <w:t xml:space="preserve"> at above 2</w:t>
+      </w:r>
+      <w:r>
+        <w:rPr>
+          <w:rFonts w:ascii="Arial" w:eastAsiaTheme="minorHAnsi" w:hAnsi="Arial" w:cs="Arial"/>
+        </w:rPr>
+        <w:t xml:space="preserve">. The moment we </w:t>
+      </w:r>
+      <w:r>
+        <w:rPr>
+          <w:rFonts w:ascii="Arial" w:eastAsiaTheme="minorHAnsi" w:hAnsi="Arial" w:cs="Arial"/>
+        </w:rPr>
+        <w:t>changed K to 2</w:t>
+      </w:r>
+      <w:r>
+        <w:rPr>
+          <w:rFonts w:ascii="Arial" w:eastAsiaTheme="minorHAnsi" w:hAnsi="Arial" w:cs="Arial"/>
+        </w:rPr>
+        <w:t>, the difference sharply decreased</w:t>
+      </w:r>
+      <w:r>
+        <w:rPr>
+          <w:rFonts w:ascii="Arial" w:eastAsiaTheme="minorHAnsi" w:hAnsi="Arial" w:cs="Arial"/>
+        </w:rPr>
+        <w:t xml:space="preserve"> to above </w:t>
+      </w:r>
+      <w:proofErr w:type="gramStart"/>
+      <w:r>
+        <w:rPr>
+          <w:rFonts w:ascii="Arial" w:eastAsiaTheme="minorHAnsi" w:hAnsi="Arial" w:cs="Arial"/>
+        </w:rPr>
+        <w:t>1</w:t>
+      </w:r>
+      <w:r>
+        <w:rPr>
+          <w:rFonts w:ascii="Arial" w:eastAsiaTheme="minorHAnsi" w:hAnsi="Arial" w:cs="Arial"/>
+        </w:rPr>
+        <w:t>, and</w:t>
+      </w:r>
+      <w:proofErr w:type="gramEnd"/>
+      <w:r>
+        <w:rPr>
+          <w:rFonts w:ascii="Arial" w:eastAsiaTheme="minorHAnsi" w:hAnsi="Arial" w:cs="Arial"/>
+        </w:rPr>
+        <w:t xml:space="preserve"> was at the lowest point for K = 3</w:t>
+      </w:r>
+      <w:r>
+        <w:rPr>
+          <w:rFonts w:ascii="Arial" w:eastAsiaTheme="minorHAnsi" w:hAnsi="Arial" w:cs="Arial"/>
+        </w:rPr>
+        <w:t xml:space="preserve"> under 1</w:t>
+      </w:r>
+      <w:r>
+        <w:rPr>
+          <w:rFonts w:ascii="Arial" w:eastAsiaTheme="minorHAnsi" w:hAnsi="Arial" w:cs="Arial"/>
+        </w:rPr>
+        <w:t>. At K = 4, it’s roughly around the same bottom dip</w:t>
+      </w:r>
+      <w:r>
+        <w:rPr>
+          <w:rFonts w:ascii="Arial" w:eastAsiaTheme="minorHAnsi" w:hAnsi="Arial" w:cs="Arial"/>
+        </w:rPr>
+        <w:t xml:space="preserve"> above 1</w:t>
+      </w:r>
+      <w:r>
+        <w:rPr>
+          <w:rFonts w:ascii="Arial" w:eastAsiaTheme="minorHAnsi" w:hAnsi="Arial" w:cs="Arial"/>
+        </w:rPr>
+        <w:t>, but then</w:t>
+      </w:r>
+      <w:r>
+        <w:rPr>
+          <w:rFonts w:ascii="Arial" w:eastAsiaTheme="minorHAnsi" w:hAnsi="Arial" w:cs="Arial"/>
+        </w:rPr>
+        <w:t xml:space="preserve"> as K increases</w:t>
+      </w:r>
+      <w:r>
+        <w:rPr>
+          <w:rFonts w:ascii="Arial" w:eastAsiaTheme="minorHAnsi" w:hAnsi="Arial" w:cs="Arial"/>
+        </w:rPr>
+        <w:t xml:space="preserve"> slowly increases and K seems to stabilise around 1.3.</w:t>
+      </w:r>
+      <w:r>
+        <w:rPr>
+          <w:rFonts w:ascii="Arial" w:eastAsiaTheme="minorHAnsi" w:hAnsi="Arial" w:cs="Arial"/>
+        </w:rPr>
+        <w:t xml:space="preserve"> </w:t>
+      </w:r>
+      <w:r>
+        <w:rPr>
+          <w:rFonts w:ascii="Arial" w:eastAsiaTheme="minorHAnsi" w:hAnsi="Arial" w:cs="Arial"/>
+        </w:rPr>
+        <w:t xml:space="preserve">This points to K = 3 being the optimal value </w:t>
+      </w:r>
+      <w:r>
+        <w:rPr>
+          <w:rFonts w:ascii="Arial" w:eastAsiaTheme="minorHAnsi" w:hAnsi="Arial" w:cs="Arial"/>
+        </w:rPr>
+        <w:t>and the best trade-off for this query.</w:t>
+      </w:r>
+      <w:r>
+        <w:rPr>
+          <w:rFonts w:ascii="Arial" w:eastAsiaTheme="minorHAnsi" w:hAnsi="Arial" w:cs="Arial"/>
+        </w:rPr>
+        <w:t xml:space="preserve"> </w:t>
+      </w:r>
+      <w:r>
+        <w:rPr>
+          <w:rFonts w:ascii="Arial" w:eastAsiaTheme="minorHAnsi" w:hAnsi="Arial" w:cs="Arial"/>
+        </w:rPr>
+        <w:t xml:space="preserve">Very small K values in this case are </w:t>
+      </w:r>
+      <w:r>
+        <w:rPr>
+          <w:rFonts w:ascii="Arial" w:eastAsiaTheme="minorHAnsi" w:hAnsi="Arial" w:cs="Arial"/>
+        </w:rPr>
+        <w:t xml:space="preserve">highly </w:t>
+      </w:r>
+      <w:r>
+        <w:rPr>
+          <w:rFonts w:ascii="Arial" w:eastAsiaTheme="minorHAnsi" w:hAnsi="Arial" w:cs="Arial"/>
+        </w:rPr>
+        <w:t xml:space="preserve">sensitive </w:t>
+      </w:r>
+      <w:r>
+        <w:rPr>
+          <w:rFonts w:ascii="Arial" w:eastAsiaTheme="minorHAnsi" w:hAnsi="Arial" w:cs="Arial"/>
+        </w:rPr>
+        <w:t>local samples, making it lack robustness, and can potentially be a noisy estimate a prediction</w:t>
+      </w:r>
+      <w:r>
+        <w:rPr>
+          <w:rFonts w:ascii="Arial" w:eastAsiaTheme="minorHAnsi" w:hAnsi="Arial" w:cs="Arial"/>
+        </w:rPr>
+        <w:t>, which explains the large error</w:t>
+      </w:r>
+      <w:r>
+        <w:rPr>
+          <w:rFonts w:ascii="Arial" w:eastAsiaTheme="minorHAnsi" w:hAnsi="Arial" w:cs="Arial"/>
+        </w:rPr>
+        <w:t xml:space="preserve">. </w:t>
+      </w:r>
+      <w:r>
+        <w:rPr>
+          <w:rFonts w:ascii="Arial" w:eastAsiaTheme="minorHAnsi" w:hAnsi="Arial" w:cs="Arial"/>
+        </w:rPr>
+        <w:t xml:space="preserve">Very large K, give </w:t>
+      </w:r>
+      <w:r>
+        <w:rPr>
+          <w:rFonts w:ascii="Arial" w:eastAsiaTheme="minorHAnsi" w:hAnsi="Arial" w:cs="Arial"/>
+        </w:rPr>
+        <w:t xml:space="preserve">another </w:t>
+      </w:r>
+      <w:r>
+        <w:rPr>
+          <w:rFonts w:ascii="Arial" w:eastAsiaTheme="minorHAnsi" w:hAnsi="Arial" w:cs="Arial"/>
+        </w:rPr>
+        <w:t xml:space="preserve">effect where the larger the K, the more likely the prediction is smothered by the less relevant samples, resulting in the gradual increase in error we observe as K increases above 4. </w:t>
+      </w:r>
+      <w:r>
+        <w:rPr>
+          <w:rFonts w:ascii="Arial" w:eastAsiaTheme="minorHAnsi" w:hAnsi="Arial" w:cs="Arial"/>
+        </w:rPr>
+        <w:t xml:space="preserve">So, a K that’s too </w:t>
+      </w:r>
+      <w:r>
+        <w:rPr>
+          <w:rFonts w:ascii="Arial" w:eastAsiaTheme="minorHAnsi" w:hAnsi="Arial" w:cs="Arial"/>
+        </w:rPr>
+        <w:t>small</w:t>
+      </w:r>
+      <w:r>
+        <w:rPr>
+          <w:rFonts w:ascii="Arial" w:eastAsiaTheme="minorHAnsi" w:hAnsi="Arial" w:cs="Arial"/>
+        </w:rPr>
+        <w:t xml:space="preserve"> </w:t>
+      </w:r>
+      <w:r>
+        <w:rPr>
+          <w:rFonts w:ascii="Arial" w:eastAsiaTheme="minorHAnsi" w:hAnsi="Arial" w:cs="Arial"/>
+        </w:rPr>
+        <w:t xml:space="preserve">leads to high variance where the estimator is sensitive to small data, but a K that’s too large ends up potentially underfitting or having a high bias. </w:t>
+      </w:r>
+      <w:r>
+        <w:rPr>
+          <w:rFonts w:ascii="Arial" w:eastAsiaTheme="minorHAnsi" w:hAnsi="Arial" w:cs="Arial"/>
+        </w:rPr>
+        <w:t>Ultimately, prediction accuracy is best at an intermediate K, where the model balances local fidelity and robustness, which is observed at the minimum point of the K-error curve. In this case, the point is K=3.</w:t>
       </w:r>
     </w:p>
     <w:p>
       <w:pPr>
-        <w:pStyle w:val="Heading2"/>
-        <w:spacing w:line="240" w:lineRule="auto"/>
-        <w:rPr>
-          <w:rFonts w:eastAsiaTheme="minorHAnsi" w:cs="Arial"/>
-          <w:b w:val="0"/>
-          <w:color w:val="auto"/>
-          <w:sz w:val="22"/>
-          <w:szCs w:val="22"/>
+        <w:spacing w:after="0" w:line="240" w:lineRule="auto"/>
+        <w:rPr>
+          <w:rFonts w:ascii="Arial" w:eastAsiaTheme="minorHAnsi" w:hAnsi="Arial" w:cs="Arial"/>
           <w:highlight w:val="yellow"/>
         </w:rPr>
       </w:pPr>
       <w:r>
         <w:rPr>
-          <w:rFonts w:eastAsiaTheme="minorHAnsi" w:cs="Arial"/>
+          <w:rFonts w:ascii="Arial" w:eastAsiaTheme="minorHAnsi" w:hAnsi="Arial" w:cs="Arial"/>
+          <w:b/>
           <w:bCs/>
-          <w:color w:val="auto"/>
-          <w:sz w:val="22"/>
-          <w:szCs w:val="22"/>
           <w:highlight w:val="yellow"/>
         </w:rPr>
-        <w:t>Q1:</w:t>
-      </w:r>
-      <w:r>
-        <w:rPr>
-          <w:rFonts w:eastAsiaTheme="minorHAnsi" w:cs="Arial"/>
-          <w:b w:val="0"/>
-          <w:color w:val="auto"/>
-          <w:sz w:val="22"/>
-          <w:szCs w:val="22"/>
+        <w:t>Q3:</w:t>
+      </w:r>
+      <w:r>
+        <w:rPr>
+          <w:rFonts w:ascii="Arial" w:eastAsiaTheme="minorHAnsi" w:hAnsi="Arial" w:cs="Arial"/>
           <w:highlight w:val="yellow"/>
         </w:rPr>
         <w:t xml:space="preserve"> [</w:t>
       </w:r>
       <w:r>
         <w:rPr>
-          <w:rFonts w:eastAsiaTheme="minorHAnsi" w:cs="Arial"/>
-          <w:b w:val="0"/>
-          <w:color w:val="auto"/>
-          <w:sz w:val="22"/>
-          <w:szCs w:val="22"/>
+          <w:rFonts w:ascii="Arial" w:eastAsiaTheme="minorHAnsi" w:hAnsi="Arial" w:cs="Arial"/>
           <w:highlight w:val="yellow"/>
         </w:rPr>
-        <w:t xml:space="preserve">Discuss how the choice of K affects prediction </w:t>
-      </w:r>
-      <w:proofErr w:type="gramStart"/>
-      <w:r>
-        <w:rPr>
-          <w:rFonts w:eastAsiaTheme="minorHAnsi" w:cs="Arial"/>
-          <w:b w:val="0"/>
-          <w:color w:val="auto"/>
-          <w:sz w:val="22"/>
-          <w:szCs w:val="22"/>
+        <w:t>Analy</w:t>
+      </w:r>
+      <w:r>
+        <w:rPr>
+          <w:rFonts w:ascii="Arial" w:eastAsiaTheme="minorHAnsi" w:hAnsi="Arial" w:cs="Arial"/>
           <w:highlight w:val="yellow"/>
         </w:rPr>
-        <w:t>accuracy, and</w:t>
-      </w:r>
-      <w:proofErr w:type="gramEnd"/>
-      <w:r>
-        <w:rPr>
-          <w:rFonts w:eastAsiaTheme="minorHAnsi" w:cs="Arial"/>
-          <w:b w:val="0"/>
-          <w:color w:val="auto"/>
-          <w:sz w:val="22"/>
-          <w:szCs w:val="22"/>
+        <w:t>s</w:t>
+      </w:r>
+      <w:r>
+        <w:rPr>
+          <w:rFonts w:ascii="Arial" w:eastAsiaTheme="minorHAnsi" w:hAnsi="Arial" w:cs="Arial"/>
           <w:highlight w:val="yellow"/>
         </w:rPr>
-        <w:t xml:space="preserve"> explain the trade-offs that arise when K is too small or too large.</w:t>
-      </w:r>
-      <w:r>
-        <w:rPr>
-          <w:rFonts w:eastAsiaTheme="minorHAnsi" w:cs="Arial"/>
-          <w:b w:val="0"/>
-          <w:color w:val="auto"/>
-          <w:sz w:val="22"/>
-          <w:szCs w:val="22"/>
+        <w:t>e the effects of the coefficients </w:t>
+      </w:r>
+      <w:proofErr w:type="spellStart"/>
+      <w:r>
+        <w:rPr>
+          <w:rFonts w:ascii="Arial" w:eastAsiaTheme="minorHAnsi" w:hAnsi="Arial" w:cs="Arial"/>
           <w:highlight w:val="yellow"/>
         </w:rPr>
-        <w:t xml:space="preserve"> </w:t>
-      </w:r>
-      <w:r>
-        <w:rPr>
-          <w:rFonts w:eastAsiaTheme="minorHAnsi" w:cs="Arial"/>
-          <w:b w:val="0"/>
-          <w:color w:val="auto"/>
-          <w:sz w:val="22"/>
-          <w:szCs w:val="22"/>
+        <w:t>k_att</w:t>
+      </w:r>
+      <w:proofErr w:type="spellEnd"/>
+      <w:r>
+        <w:rPr>
+          <w:rFonts w:ascii="Arial" w:eastAsiaTheme="minorHAnsi" w:hAnsi="Arial" w:cs="Arial"/>
           <w:highlight w:val="yellow"/>
         </w:rPr>
-        <w:t>Don’t write code here—focus on interpreting and explaining the results in your discussion</w:t>
-      </w:r>
-      <w:r>
-        <w:rPr>
-          <w:rFonts w:eastAsiaTheme="minorHAnsi" w:cs="Arial"/>
-          <w:b w:val="0"/>
-          <w:color w:val="auto"/>
-          <w:sz w:val="22"/>
-          <w:szCs w:val="22"/>
+        <w:t> and </w:t>
+      </w:r>
+      <w:proofErr w:type="spellStart"/>
+      <w:r>
+        <w:rPr>
+          <w:rFonts w:ascii="Arial" w:eastAsiaTheme="minorHAnsi" w:hAnsi="Arial" w:cs="Arial"/>
           <w:highlight w:val="yellow"/>
         </w:rPr>
-        <w:t>.</w:t>
+        <w:t>k_rep</w:t>
+      </w:r>
+      <w:proofErr w:type="spellEnd"/>
+      <w:r>
+        <w:rPr>
+          <w:rFonts w:ascii="Arial" w:eastAsiaTheme="minorHAnsi" w:hAnsi="Arial" w:cs="Arial"/>
+          <w:highlight w:val="yellow"/>
+        </w:rPr>
+        <w:t> in path planning</w:t>
+      </w:r>
+      <w:r>
+        <w:rPr>
+          <w:rFonts w:ascii="Arial" w:eastAsiaTheme="minorHAnsi" w:hAnsi="Arial" w:cs="Arial"/>
+          <w:highlight w:val="yellow"/>
+        </w:rPr>
+        <w:t>. Don’t write code here—focus on interpreting and explaining the results in your discussion.]</w:t>
       </w:r>
     </w:p>
     <w:p>
       <w:pPr>
         <w:spacing w:line="240" w:lineRule="auto"/>
         <w:rPr>
-          <w:rFonts w:ascii="Arial" w:eastAsiaTheme="minorHAnsi" w:hAnsi="Arial" w:cs="Arial"/>
+          <w:rFonts w:ascii="Arial" w:hAnsi="Arial" w:cs="Arial"/>
           <w:highlight w:val="yellow"/>
         </w:rPr>
       </w:pPr>
@@ -141,112 +357,15 @@
       <w:pPr>
         <w:spacing w:line="240" w:lineRule="auto"/>
         <w:rPr>
-          <w:rFonts w:ascii="Arial" w:eastAsiaTheme="minorHAnsi" w:hAnsi="Arial" w:cs="Arial"/>
-          <w:highlight w:val="yellow"/>
+          <w:rFonts w:ascii="Arial" w:hAnsi="Arial" w:cs="Arial"/>
         </w:rPr>
       </w:pPr>
-    </w:p>
-    <w:p>
-      <w:pPr>
-        <w:spacing w:after="0" w:line="240" w:lineRule="auto"/>
-        <w:rPr>
-          <w:rFonts w:ascii="Arial" w:eastAsiaTheme="minorHAnsi" w:hAnsi="Arial" w:cs="Arial"/>
-          <w:highlight w:val="yellow"/>
-        </w:rPr>
-      </w:pPr>
-      <w:r>
-        <w:rPr>
-          <w:rFonts w:ascii="Arial" w:eastAsiaTheme="minorHAnsi" w:hAnsi="Arial" w:cs="Arial"/>
-          <w:b/>
-          <w:bCs/>
-          <w:highlight w:val="yellow"/>
+      <w:r>
+        <w:rPr>
+          <w:rFonts w:ascii="Arial" w:hAnsi="Arial" w:cs="Arial"/>
         </w:rPr>
         <w:t>Q3:</w:t>
       </w:r>
-      <w:r>
-        <w:rPr>
-          <w:rFonts w:ascii="Arial" w:eastAsiaTheme="minorHAnsi" w:hAnsi="Arial" w:cs="Arial"/>
-          <w:highlight w:val="yellow"/>
-        </w:rPr>
-        <w:t xml:space="preserve"> [</w:t>
-      </w:r>
-      <w:r>
-        <w:rPr>
-          <w:rFonts w:ascii="Arial" w:eastAsiaTheme="minorHAnsi" w:hAnsi="Arial" w:cs="Arial"/>
-          <w:highlight w:val="yellow"/>
-        </w:rPr>
-        <w:t>Analy</w:t>
-      </w:r>
-      <w:r>
-        <w:rPr>
-          <w:rFonts w:ascii="Arial" w:eastAsiaTheme="minorHAnsi" w:hAnsi="Arial" w:cs="Arial"/>
-          <w:highlight w:val="yellow"/>
-        </w:rPr>
-        <w:t>s</w:t>
-      </w:r>
-      <w:r>
-        <w:rPr>
-          <w:rFonts w:ascii="Arial" w:eastAsiaTheme="minorHAnsi" w:hAnsi="Arial" w:cs="Arial"/>
-          <w:highlight w:val="yellow"/>
-        </w:rPr>
-        <w:t>e the effects of the coefficients </w:t>
-      </w:r>
-      <w:proofErr w:type="spellStart"/>
-      <w:r>
-        <w:rPr>
-          <w:rFonts w:ascii="Arial" w:eastAsiaTheme="minorHAnsi" w:hAnsi="Arial" w:cs="Arial"/>
-          <w:highlight w:val="yellow"/>
-        </w:rPr>
-        <w:t>k_att</w:t>
-      </w:r>
-      <w:proofErr w:type="spellEnd"/>
-      <w:r>
-        <w:rPr>
-          <w:rFonts w:ascii="Arial" w:eastAsiaTheme="minorHAnsi" w:hAnsi="Arial" w:cs="Arial"/>
-          <w:highlight w:val="yellow"/>
-        </w:rPr>
-        <w:t> and </w:t>
-      </w:r>
-      <w:proofErr w:type="spellStart"/>
-      <w:r>
-        <w:rPr>
-          <w:rFonts w:ascii="Arial" w:eastAsiaTheme="minorHAnsi" w:hAnsi="Arial" w:cs="Arial"/>
-          <w:highlight w:val="yellow"/>
-        </w:rPr>
-        <w:t>k_rep</w:t>
-      </w:r>
-      <w:proofErr w:type="spellEnd"/>
-      <w:r>
-        <w:rPr>
-          <w:rFonts w:ascii="Arial" w:eastAsiaTheme="minorHAnsi" w:hAnsi="Arial" w:cs="Arial"/>
-          <w:highlight w:val="yellow"/>
-        </w:rPr>
-        <w:t> in path planning</w:t>
-      </w:r>
-      <w:r>
-        <w:rPr>
-          <w:rFonts w:ascii="Arial" w:eastAsiaTheme="minorHAnsi" w:hAnsi="Arial" w:cs="Arial"/>
-          <w:highlight w:val="yellow"/>
-        </w:rPr>
-        <w:t>. Don’t write code here—focus on interpreting and explaining the results in your discussion.]</w:t>
-      </w:r>
-    </w:p>
-    <w:p>
-      <w:pPr>
-        <w:spacing w:line="240" w:lineRule="auto"/>
-        <w:rPr>
-          <w:rFonts w:ascii="Arial" w:hAnsi="Arial" w:cs="Arial"/>
-          <w:highlight w:val="yellow"/>
-        </w:rPr>
-      </w:pPr>
-    </w:p>
-    <w:p>
-      <w:pPr>
-        <w:spacing w:line="240" w:lineRule="auto"/>
-        <w:rPr>
-          <w:rFonts w:ascii="Arial" w:hAnsi="Arial" w:cs="Arial"/>
-        </w:rPr>
-      </w:pPr>
     </w:p>
     <w:p>
       <w:pPr>
@@ -330,7 +449,7 @@
 </file>
 
 <file path=word/endnotes.xml><?xml version="1.0" encoding="utf-8"?>
-<w:endnotes xmlns:wpc="http://schemas.microsoft.com/office/word/2010/wordprocessingCanvas" xmlns:cx="http://schemas.microsoft.com/office/drawing/2014/chartex" xmlns:cx1="http://schemas.microsoft.com/office/drawing/2015/9/8/chartex" xmlns:cx2="http://schemas.microsoft.com/office/drawing/2015/10/21/chartex" xmlns:cx3="http://schemas.microsoft.com/office/drawing/2016/5/9/chartex" xmlns:cx4="http://schemas.microsoft.com/office/drawing/2016/5/10/chartex" xmlns:cx5="http://schemas.microsoft.com/office/drawing/2016/5/11/chartex" xmlns:cx6="http://schemas.microsoft.com/office/drawing/2016/5/12/chartex" xmlns:cx7="http://schemas.microsoft.com/office/drawing/2016/5/13/chartex" xmlns:cx8="http://schemas.microsoft.com/office/drawing/2016/5/14/chartex" xmlns:mc="http://schemas.openxmlformats.org/markup-compatibility/2006" xmlns:aink="http://schemas.microsoft.com/office/drawing/2016/ink" xmlns:am3d="http://schemas.microsoft.com/office/drawing/2017/model3d" xmlns:o="urn:schemas-microsoft-com:office:office" xmlns:oel="http://schemas.microsoft.com/office/2019/extlst" xmlns:r="http://schemas.openxmlformats.org/officeDocument/2006/relationships" xmlns:m="http://schemas.openxmlformats.org/officeDocument/2006/math" xmlns:v="urn:schemas-microsoft-com:vml" xmlns:wp14="http://schemas.microsoft.com/office/word/2010/wordprocessingDrawing" xmlns:wp="http://schemas.openxmlformats.org/drawingml/2006/wordprocessingDrawing" xmlns:w10="urn:schemas-microsoft-com:office:word" xmlns:w="http://schemas.openxmlformats.org/wordprocessingml/2006/main" xmlns:w14="http://schemas.microsoft.com/office/word/2010/wordml" xmlns:w15="http://schemas.microsoft.com/office/word/2012/wordml" xmlns:w16cex="http://schemas.microsoft.com/office/word/2018/wordml/cex" xmlns:w16cid="http://schemas.microsoft.com/office/word/2016/wordml/cid" xmlns:w16="http://schemas.microsoft.com/office/word/2018/wordml" xmlns:w16sdtdh="http://schemas.microsoft.com/office/word/2020/wordml/sdtdatahash" xmlns:w16se="http://schemas.microsoft.com/office/word/2015/wordml/symex" xmlns:wpg="http://schemas.microsoft.com/office/word/2010/wordprocessingGroup" xmlns:wpi="http://schemas.microsoft.com/office/word/2010/wordprocessingInk" xmlns:wne="http://schemas.microsoft.com/office/word/2006/wordml" xmlns:wps="http://schemas.microsoft.com/office/word/2010/wordprocessingShape" mc:Ignorable="w14 w15 w16se w16cid w16 w16cex w16sdtdh wp14">
+<w:endnotes xmlns:wpc="http://schemas.microsoft.com/office/word/2010/wordprocessingCanvas" xmlns:cx="http://schemas.microsoft.com/office/drawing/2014/chartex" xmlns:cx1="http://schemas.microsoft.com/office/drawing/2015/9/8/chartex" xmlns:cx2="http://schemas.microsoft.com/office/drawing/2015/10/21/chartex" xmlns:cx3="http://schemas.microsoft.com/office/drawing/2016/5/9/chartex" xmlns:cx4="http://schemas.microsoft.com/office/drawing/2016/5/10/chartex" xmlns:cx5="http://schemas.microsoft.com/office/drawing/2016/5/11/chartex" xmlns:cx6="http://schemas.microsoft.com/office/drawing/2016/5/12/chartex" xmlns:cx7="http://schemas.microsoft.com/office/drawing/2016/5/13/chartex" xmlns:cx8="http://schemas.microsoft.com/office/drawing/2016/5/14/chartex" xmlns:mc="http://schemas.openxmlformats.org/markup-compatibility/2006" xmlns:aink="http://schemas.microsoft.com/office/drawing/2016/ink" xmlns:am3d="http://schemas.microsoft.com/office/drawing/2017/model3d" xmlns:o="urn:schemas-microsoft-com:office:office" xmlns:oel="http://schemas.microsoft.com/office/2019/extlst" xmlns:r="http://schemas.openxmlformats.org/officeDocument/2006/relationships" xmlns:m="http://schemas.openxmlformats.org/officeDocument/2006/math" xmlns:v="urn:schemas-microsoft-com:vml" xmlns:wp14="http://schemas.microsoft.com/office/word/2010/wordprocessingDrawing" xmlns:wp="http://schemas.openxmlformats.org/drawingml/2006/wordprocessingDrawing" xmlns:w10="urn:schemas-microsoft-com:office:word" xmlns:w="http://schemas.openxmlformats.org/wordprocessingml/2006/main" xmlns:w14="http://schemas.microsoft.com/office/word/2010/wordml" xmlns:w15="http://schemas.microsoft.com/office/word/2012/wordml" xmlns:w16cex="http://schemas.microsoft.com/office/word/2018/wordml/cex" xmlns:w16cid="http://schemas.microsoft.com/office/word/2016/wordml/cid" xmlns:w16="http://schemas.microsoft.com/office/word/2018/wordml" xmlns:w16du="http://schemas.microsoft.com/office/word/2023/wordml/word16du" xmlns:w16sdtdh="http://schemas.microsoft.com/office/word/2020/wordml/sdtdatahash" xmlns:w16sdtfl="http://schemas.microsoft.com/office/word/2024/wordml/sdtformatlock" xmlns:w16se="http://schemas.microsoft.com/office/word/2015/wordml/symex" xmlns:wpg="http://schemas.microsoft.com/office/word/2010/wordprocessingGroup" xmlns:wpi="http://schemas.microsoft.com/office/word/2010/wordprocessingInk" xmlns:wne="http://schemas.microsoft.com/office/word/2006/wordml" xmlns:wps="http://schemas.microsoft.com/office/word/2010/wordprocessingShape" mc:Ignorable="w14 w15 w16se w16cid w16 w16cex w16sdtdh w16sdtfl w16du wp14">
   <w:endnote w:type="separator" w:id="-1">
     <w:p>
       <w:pPr>
@@ -355,7 +474,7 @@
 </file>
 
 <file path=word/footer1.xml><?xml version="1.0" encoding="utf-8"?>
-<w:ftr xmlns:wpc="http://schemas.microsoft.com/office/word/2010/wordprocessingCanvas" xmlns:cx="http://schemas.microsoft.com/office/drawing/2014/chartex" xmlns:cx1="http://schemas.microsoft.com/office/drawing/2015/9/8/chartex" xmlns:cx2="http://schemas.microsoft.com/office/drawing/2015/10/21/chartex" xmlns:cx3="http://schemas.microsoft.com/office/drawing/2016/5/9/chartex" xmlns:cx4="http://schemas.microsoft.com/office/drawing/2016/5/10/chartex" xmlns:cx5="http://schemas.microsoft.com/office/drawing/2016/5/11/chartex" xmlns:cx6="http://schemas.microsoft.com/office/drawing/2016/5/12/chartex" xmlns:cx7="http://schemas.microsoft.com/office/drawing/2016/5/13/chartex" xmlns:cx8="http://schemas.microsoft.com/office/drawing/2016/5/14/chartex" xmlns:mc="http://schemas.openxmlformats.org/markup-compatibility/2006" xmlns:aink="http://schemas.microsoft.com/office/drawing/2016/ink" xmlns:am3d="http://schemas.microsoft.com/office/drawing/2017/model3d" xmlns:o="urn:schemas-microsoft-com:office:office" xmlns:oel="http://schemas.microsoft.com/office/2019/extlst" xmlns:r="http://schemas.openxmlformats.org/officeDocument/2006/relationships" xmlns:m="http://schemas.openxmlformats.org/officeDocument/2006/math" xmlns:v="urn:schemas-microsoft-com:vml" xmlns:wp14="http://schemas.microsoft.com/office/word/2010/wordprocessingDrawing" xmlns:wp="http://schemas.openxmlformats.org/drawingml/2006/wordprocessingDrawing" xmlns:w10="urn:schemas-microsoft-com:office:word" xmlns:w="http://schemas.openxmlformats.org/wordprocessingml/2006/main" xmlns:w14="http://schemas.microsoft.com/office/word/2010/wordml" xmlns:w15="http://schemas.microsoft.com/office/word/2012/wordml" xmlns:w16cex="http://schemas.microsoft.com/office/word/2018/wordml/cex" xmlns:w16cid="http://schemas.microsoft.com/office/word/2016/wordml/cid" xmlns:w16="http://schemas.microsoft.com/office/word/2018/wordml" xmlns:w16sdtdh="http://schemas.microsoft.com/office/word/2020/wordml/sdtdatahash" xmlns:w16se="http://schemas.microsoft.com/office/word/2015/wordml/symex" xmlns:wpg="http://schemas.microsoft.com/office/word/2010/wordprocessingGroup" xmlns:wpi="http://schemas.microsoft.com/office/word/2010/wordprocessingInk" xmlns:wne="http://schemas.microsoft.com/office/word/2006/wordml" xmlns:wps="http://schemas.microsoft.com/office/word/2010/wordprocessingShape" mc:Ignorable="w14 w15 w16se w16cid w16 w16cex w16sdtdh wp14">
+<w:ftr xmlns:wpc="http://schemas.microsoft.com/office/word/2010/wordprocessingCanvas" xmlns:cx="http://schemas.microsoft.com/office/drawing/2014/chartex" xmlns:cx1="http://schemas.microsoft.com/office/drawing/2015/9/8/chartex" xmlns:cx2="http://schemas.microsoft.com/office/drawing/2015/10/21/chartex" xmlns:cx3="http://schemas.microsoft.com/office/drawing/2016/5/9/chartex" xmlns:cx4="http://schemas.microsoft.com/office/drawing/2016/5/10/chartex" xmlns:cx5="http://schemas.microsoft.com/office/drawing/2016/5/11/chartex" xmlns:cx6="http://schemas.microsoft.com/office/drawing/2016/5/12/chartex" xmlns:cx7="http://schemas.microsoft.com/office/drawing/2016/5/13/chartex" xmlns:cx8="http://schemas.microsoft.com/office/drawing/2016/5/14/chartex" xmlns:mc="http://schemas.openxmlformats.org/markup-compatibility/2006" xmlns:aink="http://schemas.microsoft.com/office/drawing/2016/ink" xmlns:am3d="http://schemas.microsoft.com/office/drawing/2017/model3d" xmlns:o="urn:schemas-microsoft-com:office:office" xmlns:oel="http://schemas.microsoft.com/office/2019/extlst" xmlns:r="http://schemas.openxmlformats.org/officeDocument/2006/relationships" xmlns:m="http://schemas.openxmlformats.org/officeDocument/2006/math" xmlns:v="urn:schemas-microsoft-com:vml" xmlns:wp14="http://schemas.microsoft.com/office/word/2010/wordprocessingDrawing" xmlns:wp="http://schemas.openxmlformats.org/drawingml/2006/wordprocessingDrawing" xmlns:w10="urn:schemas-microsoft-com:office:word" xmlns:w="http://schemas.openxmlformats.org/wordprocessingml/2006/main" xmlns:w14="http://schemas.microsoft.com/office/word/2010/wordml" xmlns:w15="http://schemas.microsoft.com/office/word/2012/wordml" xmlns:w16cex="http://schemas.microsoft.com/office/word/2018/wordml/cex" xmlns:w16cid="http://schemas.microsoft.com/office/word/2016/wordml/cid" xmlns:w16="http://schemas.microsoft.com/office/word/2018/wordml" xmlns:w16du="http://schemas.microsoft.com/office/word/2023/wordml/word16du" xmlns:w16sdtdh="http://schemas.microsoft.com/office/word/2020/wordml/sdtdatahash" xmlns:w16sdtfl="http://schemas.microsoft.com/office/word/2024/wordml/sdtformatlock" xmlns:w16se="http://schemas.microsoft.com/office/word/2015/wordml/symex" xmlns:wpg="http://schemas.microsoft.com/office/word/2010/wordprocessingGroup" xmlns:wpi="http://schemas.microsoft.com/office/word/2010/wordprocessingInk" xmlns:wne="http://schemas.microsoft.com/office/word/2006/wordml" xmlns:wps="http://schemas.microsoft.com/office/word/2010/wordprocessingShape" mc:Ignorable="w14 w15 w16se w16cid w16 w16cex w16sdtdh w16sdtfl w16du wp14">
   <w:p>
     <w:pPr>
       <w:pStyle w:val="Footer"/>
@@ -365,7 +484,7 @@
 </file>
 
 <file path=word/footer2.xml><?xml version="1.0" encoding="utf-8"?>
-<w:ftr xmlns:wpc="http://schemas.microsoft.com/office/word/2010/wordprocessingCanvas" xmlns:cx="http://schemas.microsoft.com/office/drawing/2014/chartex" xmlns:cx1="http://schemas.microsoft.com/office/drawing/2015/9/8/chartex" xmlns:cx2="http://schemas.microsoft.com/office/drawing/2015/10/21/chartex" xmlns:cx3="http://schemas.microsoft.com/office/drawing/2016/5/9/chartex" xmlns:cx4="http://schemas.microsoft.com/office/drawing/2016/5/10/chartex" xmlns:cx5="http://schemas.microsoft.com/office/drawing/2016/5/11/chartex" xmlns:cx6="http://schemas.microsoft.com/office/drawing/2016/5/12/chartex" xmlns:cx7="http://schemas.microsoft.com/office/drawing/2016/5/13/chartex" xmlns:cx8="http://schemas.microsoft.com/office/drawing/2016/5/14/chartex" xmlns:mc="http://schemas.openxmlformats.org/markup-compatibility/2006" xmlns:aink="http://schemas.microsoft.com/office/drawing/2016/ink" xmlns:am3d="http://schemas.microsoft.com/office/drawing/2017/model3d" xmlns:o="urn:schemas-microsoft-com:office:office" xmlns:oel="http://schemas.microsoft.com/office/2019/extlst" xmlns:r="http://schemas.openxmlformats.org/officeDocument/2006/relationships" xmlns:m="http://schemas.openxmlformats.org/officeDocument/2006/math" xmlns:v="urn:schemas-microsoft-com:vml" xmlns:wp14="http://schemas.microsoft.com/office/word/2010/wordprocessingDrawing" xmlns:wp="http://schemas.openxmlformats.org/drawingml/2006/wordprocessingDrawing" xmlns:w10="urn:schemas-microsoft-com:office:word" xmlns:w="http://schemas.openxmlformats.org/wordprocessingml/2006/main" xmlns:w14="http://schemas.microsoft.com/office/word/2010/wordml" xmlns:w15="http://schemas.microsoft.com/office/word/2012/wordml" xmlns:w16cex="http://schemas.microsoft.com/office/word/2018/wordml/cex" xmlns:w16cid="http://schemas.microsoft.com/office/word/2016/wordml/cid" xmlns:w16="http://schemas.microsoft.com/office/word/2018/wordml" xmlns:w16sdtdh="http://schemas.microsoft.com/office/word/2020/wordml/sdtdatahash" xmlns:w16se="http://schemas.microsoft.com/office/word/2015/wordml/symex" xmlns:wpg="http://schemas.microsoft.com/office/word/2010/wordprocessingGroup" xmlns:wpi="http://schemas.microsoft.com/office/word/2010/wordprocessingInk" xmlns:wne="http://schemas.microsoft.com/office/word/2006/wordml" xmlns:wps="http://schemas.microsoft.com/office/word/2010/wordprocessingShape" mc:Ignorable="w14 w15 w16se w16cid w16 w16cex w16sdtdh wp14">
+<w:ftr xmlns:wpc="http://schemas.microsoft.com/office/word/2010/wordprocessingCanvas" xmlns:cx="http://schemas.microsoft.com/office/drawing/2014/chartex" xmlns:cx1="http://schemas.microsoft.com/office/drawing/2015/9/8/chartex" xmlns:cx2="http://schemas.microsoft.com/office/drawing/2015/10/21/chartex" xmlns:cx3="http://schemas.microsoft.com/office/drawing/2016/5/9/chartex" xmlns:cx4="http://schemas.microsoft.com/office/drawing/2016/5/10/chartex" xmlns:cx5="http://schemas.microsoft.com/office/drawing/2016/5/11/chartex" xmlns:cx6="http://schemas.microsoft.com/office/drawing/2016/5/12/chartex" xmlns:cx7="http://schemas.microsoft.com/office/drawing/2016/5/13/chartex" xmlns:cx8="http://schemas.microsoft.com/office/drawing/2016/5/14/chartex" xmlns:mc="http://schemas.openxmlformats.org/markup-compatibility/2006" xmlns:aink="http://schemas.microsoft.com/office/drawing/2016/ink" xmlns:am3d="http://schemas.microsoft.com/office/drawing/2017/model3d" xmlns:o="urn:schemas-microsoft-com:office:office" xmlns:oel="http://schemas.microsoft.com/office/2019/extlst" xmlns:r="http://schemas.openxmlformats.org/officeDocument/2006/relationships" xmlns:m="http://schemas.openxmlformats.org/officeDocument/2006/math" xmlns:v="urn:schemas-microsoft-com:vml" xmlns:wp14="http://schemas.microsoft.com/office/word/2010/wordprocessingDrawing" xmlns:wp="http://schemas.openxmlformats.org/drawingml/2006/wordprocessingDrawing" xmlns:w10="urn:schemas-microsoft-com:office:word" xmlns:w="http://schemas.openxmlformats.org/wordprocessingml/2006/main" xmlns:w14="http://schemas.microsoft.com/office/word/2010/wordml" xmlns:w15="http://schemas.microsoft.com/office/word/2012/wordml" xmlns:w16cex="http://schemas.microsoft.com/office/word/2018/wordml/cex" xmlns:w16cid="http://schemas.microsoft.com/office/word/2016/wordml/cid" xmlns:w16="http://schemas.microsoft.com/office/word/2018/wordml" xmlns:w16du="http://schemas.microsoft.com/office/word/2023/wordml/word16du" xmlns:w16sdtdh="http://schemas.microsoft.com/office/word/2020/wordml/sdtdatahash" xmlns:w16sdtfl="http://schemas.microsoft.com/office/word/2024/wordml/sdtformatlock" xmlns:w16se="http://schemas.microsoft.com/office/word/2015/wordml/symex" xmlns:wpg="http://schemas.microsoft.com/office/word/2010/wordprocessingGroup" xmlns:wpi="http://schemas.microsoft.com/office/word/2010/wordprocessingInk" xmlns:wne="http://schemas.microsoft.com/office/word/2006/wordml" xmlns:wps="http://schemas.microsoft.com/office/word/2010/wordprocessingShape" mc:Ignorable="w14 w15 w16se w16cid w16 w16cex w16sdtdh w16sdtfl w16du wp14">
   <w:p>
     <w:pPr>
       <w:pStyle w:val="Footer"/>
@@ -375,7 +494,7 @@
 </file>
 
 <file path=word/footer3.xml><?xml version="1.0" encoding="utf-8"?>
-<w:ftr xmlns:wpc="http://schemas.microsoft.com/office/word/2010/wordprocessingCanvas" xmlns:cx="http://schemas.microsoft.com/office/drawing/2014/chartex" xmlns:cx1="http://schemas.microsoft.com/office/drawing/2015/9/8/chartex" xmlns:cx2="http://schemas.microsoft.com/office/drawing/2015/10/21/chartex" xmlns:cx3="http://schemas.microsoft.com/office/drawing/2016/5/9/chartex" xmlns:cx4="http://schemas.microsoft.com/office/drawing/2016/5/10/chartex" xmlns:cx5="http://schemas.microsoft.com/office/drawing/2016/5/11/chartex" xmlns:cx6="http://schemas.microsoft.com/office/drawing/2016/5/12/chartex" xmlns:cx7="http://schemas.microsoft.com/office/drawing/2016/5/13/chartex" xmlns:cx8="http://schemas.microsoft.com/office/drawing/2016/5/14/chartex" xmlns:mc="http://schemas.openxmlformats.org/markup-compatibility/2006" xmlns:aink="http://schemas.microsoft.com/office/drawing/2016/ink" xmlns:am3d="http://schemas.microsoft.com/office/drawing/2017/model3d" xmlns:o="urn:schemas-microsoft-com:office:office" xmlns:oel="http://schemas.microsoft.com/office/2019/extlst" xmlns:r="http://schemas.openxmlformats.org/officeDocument/2006/relationships" xmlns:m="http://schemas.openxmlformats.org/officeDocument/2006/math" xmlns:v="urn:schemas-microsoft-com:vml" xmlns:wp14="http://schemas.microsoft.com/office/word/2010/wordprocessingDrawing" xmlns:wp="http://schemas.openxmlformats.org/drawingml/2006/wordprocessingDrawing" xmlns:w10="urn:schemas-microsoft-com:office:word" xmlns:w="http://schemas.openxmlformats.org/wordprocessingml/2006/main" xmlns:w14="http://schemas.microsoft.com/office/word/2010/wordml" xmlns:w15="http://schemas.microsoft.com/office/word/2012/wordml" xmlns:w16cex="http://schemas.microsoft.com/office/word/2018/wordml/cex" xmlns:w16cid="http://schemas.microsoft.com/office/word/2016/wordml/cid" xmlns:w16="http://schemas.microsoft.com/office/word/2018/wordml" xmlns:w16sdtdh="http://schemas.microsoft.com/office/word/2020/wordml/sdtdatahash" xmlns:w16se="http://schemas.microsoft.com/office/word/2015/wordml/symex" xmlns:wpg="http://schemas.microsoft.com/office/word/2010/wordprocessingGroup" xmlns:wpi="http://schemas.microsoft.com/office/word/2010/wordprocessingInk" xmlns:wne="http://schemas.microsoft.com/office/word/2006/wordml" xmlns:wps="http://schemas.microsoft.com/office/word/2010/wordprocessingShape" mc:Ignorable="w14 w15 w16se w16cid w16 w16cex w16sdtdh wp14">
+<w:ftr xmlns:wpc="http://schemas.microsoft.com/office/word/2010/wordprocessingCanvas" xmlns:cx="http://schemas.microsoft.com/office/drawing/2014/chartex" xmlns:cx1="http://schemas.microsoft.com/office/drawing/2015/9/8/chartex" xmlns:cx2="http://schemas.microsoft.com/office/drawing/2015/10/21/chartex" xmlns:cx3="http://schemas.microsoft.com/office/drawing/2016/5/9/chartex" xmlns:cx4="http://schemas.microsoft.com/office/drawing/2016/5/10/chartex" xmlns:cx5="http://schemas.microsoft.com/office/drawing/2016/5/11/chartex" xmlns:cx6="http://schemas.microsoft.com/office/drawing/2016/5/12/chartex" xmlns:cx7="http://schemas.microsoft.com/office/drawing/2016/5/13/chartex" xmlns:cx8="http://schemas.microsoft.com/office/drawing/2016/5/14/chartex" xmlns:mc="http://schemas.openxmlformats.org/markup-compatibility/2006" xmlns:aink="http://schemas.microsoft.com/office/drawing/2016/ink" xmlns:am3d="http://schemas.microsoft.com/office/drawing/2017/model3d" xmlns:o="urn:schemas-microsoft-com:office:office" xmlns:oel="http://schemas.microsoft.com/office/2019/extlst" xmlns:r="http://schemas.openxmlformats.org/officeDocument/2006/relationships" xmlns:m="http://schemas.openxmlformats.org/officeDocument/2006/math" xmlns:v="urn:schemas-microsoft-com:vml" xmlns:wp14="http://schemas.microsoft.com/office/word/2010/wordprocessingDrawing" xmlns:wp="http://schemas.openxmlformats.org/drawingml/2006/wordprocessingDrawing" xmlns:w10="urn:schemas-microsoft-com:office:word" xmlns:w="http://schemas.openxmlformats.org/wordprocessingml/2006/main" xmlns:w14="http://schemas.microsoft.com/office/word/2010/wordml" xmlns:w15="http://schemas.microsoft.com/office/word/2012/wordml" xmlns:w16cex="http://schemas.microsoft.com/office/word/2018/wordml/cex" xmlns:w16cid="http://schemas.microsoft.com/office/word/2016/wordml/cid" xmlns:w16="http://schemas.microsoft.com/office/word/2018/wordml" xmlns:w16du="http://schemas.microsoft.com/office/word/2023/wordml/word16du" xmlns:w16sdtdh="http://schemas.microsoft.com/office/word/2020/wordml/sdtdatahash" xmlns:w16sdtfl="http://schemas.microsoft.com/office/word/2024/wordml/sdtformatlock" xmlns:w16se="http://schemas.microsoft.com/office/word/2015/wordml/symex" xmlns:wpg="http://schemas.microsoft.com/office/word/2010/wordprocessingGroup" xmlns:wpi="http://schemas.microsoft.com/office/word/2010/wordprocessingInk" xmlns:wne="http://schemas.microsoft.com/office/word/2006/wordml" xmlns:wps="http://schemas.microsoft.com/office/word/2010/wordprocessingShape" mc:Ignorable="w14 w15 w16se w16cid w16 w16cex w16sdtdh w16sdtfl w16du wp14">
   <w:p>
     <w:pPr>
       <w:pStyle w:val="Footer"/>
@@ -385,7 +504,7 @@
 </file>
 
 <file path=word/footnotes.xml><?xml version="1.0" encoding="utf-8"?>
-<w:footnotes xmlns:wpc="http://schemas.microsoft.com/office/word/2010/wordprocessingCanvas" xmlns:cx="http://schemas.microsoft.com/office/drawing/2014/chartex" xmlns:cx1="http://schemas.microsoft.com/office/drawing/2015/9/8/chartex" xmlns:cx2="http://schemas.microsoft.com/office/drawing/2015/10/21/chartex" xmlns:cx3="http://schemas.microsoft.com/office/drawing/2016/5/9/chartex" xmlns:cx4="http://schemas.microsoft.com/office/drawing/2016/5/10/chartex" xmlns:cx5="http://schemas.microsoft.com/office/drawing/2016/5/11/chartex" xmlns:cx6="http://schemas.microsoft.com/office/drawing/2016/5/12/chartex" xmlns:cx7="http://schemas.microsoft.com/office/drawing/2016/5/13/chartex" xmlns:cx8="http://schemas.microsoft.com/office/drawing/2016/5/14/chartex" xmlns:mc="http://schemas.openxmlformats.org/markup-compatibility/2006" xmlns:aink="http://schemas.microsoft.com/office/drawing/2016/ink" xmlns:am3d="http://schemas.microsoft.com/office/drawing/2017/model3d" xmlns:o="urn:schemas-microsoft-com:office:office" xmlns:oel="http://schemas.microsoft.com/office/2019/extlst" xmlns:r="http://schemas.openxmlformats.org/officeDocument/2006/relationships" xmlns:m="http://schemas.openxmlformats.org/officeDocument/2006/math" xmlns:v="urn:schemas-microsoft-com:vml" xmlns:wp14="http://schemas.microsoft.com/office/word/2010/wordprocessingDrawing" xmlns:wp="http://schemas.openxmlformats.org/drawingml/2006/wordprocessingDrawing" xmlns:w10="urn:schemas-microsoft-com:office:word" xmlns:w="http://schemas.openxmlformats.org/wordprocessingml/2006/main" xmlns:w14="http://schemas.microsoft.com/office/word/2010/wordml" xmlns:w15="http://schemas.microsoft.com/office/word/2012/wordml" xmlns:w16cex="http://schemas.microsoft.com/office/word/2018/wordml/cex" xmlns:w16cid="http://schemas.microsoft.com/office/word/2016/wordml/cid" xmlns:w16="http://schemas.microsoft.com/office/word/2018/wordml" xmlns:w16sdtdh="http://schemas.microsoft.com/office/word/2020/wordml/sdtdatahash" xmlns:w16se="http://schemas.microsoft.com/office/word/2015/wordml/symex" xmlns:wpg="http://schemas.microsoft.com/office/word/2010/wordprocessingGroup" xmlns:wpi="http://schemas.microsoft.com/office/word/2010/wordprocessingInk" xmlns:wne="http://schemas.microsoft.com/office/word/2006/wordml" xmlns:wps="http://schemas.microsoft.com/office/word/2010/wordprocessingShape" mc:Ignorable="w14 w15 w16se w16cid w16 w16cex w16sdtdh wp14">
+<w:footnotes xmlns:wpc="http://schemas.microsoft.com/office/word/2010/wordprocessingCanvas" xmlns:cx="http://schemas.microsoft.com/office/drawing/2014/chartex" xmlns:cx1="http://schemas.microsoft.com/office/drawing/2015/9/8/chartex" xmlns:cx2="http://schemas.microsoft.com/office/drawing/2015/10/21/chartex" xmlns:cx3="http://schemas.microsoft.com/office/drawing/2016/5/9/chartex" xmlns:cx4="http://schemas.microsoft.com/office/drawing/2016/5/10/chartex" xmlns:cx5="http://schemas.microsoft.com/office/drawing/2016/5/11/chartex" xmlns:cx6="http://schemas.microsoft.com/office/drawing/2016/5/12/chartex" xmlns:cx7="http://schemas.microsoft.com/office/drawing/2016/5/13/chartex" xmlns:cx8="http://schemas.microsoft.com/office/drawing/2016/5/14/chartex" xmlns:mc="http://schemas.openxmlformats.org/markup-compatibility/2006" xmlns:aink="http://schemas.microsoft.com/office/drawing/2016/ink" xmlns:am3d="http://schemas.microsoft.com/office/drawing/2017/model3d" xmlns:o="urn:schemas-microsoft-com:office:office" xmlns:oel="http://schemas.microsoft.com/office/2019/extlst" xmlns:r="http://schemas.openxmlformats.org/officeDocument/2006/relationships" xmlns:m="http://schemas.openxmlformats.org/officeDocument/2006/math" xmlns:v="urn:schemas-microsoft-com:vml" xmlns:wp14="http://schemas.microsoft.com/office/word/2010/wordprocessingDrawing" xmlns:wp="http://schemas.openxmlformats.org/drawingml/2006/wordprocessingDrawing" xmlns:w10="urn:schemas-microsoft-com:office:word" xmlns:w="http://schemas.openxmlformats.org/wordprocessingml/2006/main" xmlns:w14="http://schemas.microsoft.com/office/word/2010/wordml" xmlns:w15="http://schemas.microsoft.com/office/word/2012/wordml" xmlns:w16cex="http://schemas.microsoft.com/office/word/2018/wordml/cex" xmlns:w16cid="http://schemas.microsoft.com/office/word/2016/wordml/cid" xmlns:w16="http://schemas.microsoft.com/office/word/2018/wordml" xmlns:w16du="http://schemas.microsoft.com/office/word/2023/wordml/word16du" xmlns:w16sdtdh="http://schemas.microsoft.com/office/word/2020/wordml/sdtdatahash" xmlns:w16sdtfl="http://schemas.microsoft.com/office/word/2024/wordml/sdtformatlock" xmlns:w16se="http://schemas.microsoft.com/office/word/2015/wordml/symex" xmlns:wpg="http://schemas.microsoft.com/office/word/2010/wordprocessingGroup" xmlns:wpi="http://schemas.microsoft.com/office/word/2010/wordprocessingInk" xmlns:wne="http://schemas.microsoft.com/office/word/2006/wordml" xmlns:wps="http://schemas.microsoft.com/office/word/2010/wordprocessingShape" mc:Ignorable="w14 w15 w16se w16cid w16 w16cex w16sdtdh w16sdtfl w16du wp14">
   <w:footnote w:type="separator" w:id="-1">
     <w:p>
       <w:pPr>
@@ -410,7 +529,7 @@
 </file>
 
 <file path=word/header1.xml><?xml version="1.0" encoding="utf-8"?>
-<w:hdr xmlns:wpc="http://schemas.microsoft.com/office/word/2010/wordprocessingCanvas" xmlns:cx="http://schemas.microsoft.com/office/drawing/2014/chartex" xmlns:cx1="http://schemas.microsoft.com/office/drawing/2015/9/8/chartex" xmlns:cx2="http://schemas.microsoft.com/office/drawing/2015/10/21/chartex" xmlns:cx3="http://schemas.microsoft.com/office/drawing/2016/5/9/chartex" xmlns:cx4="http://schemas.microsoft.com/office/drawing/2016/5/10/chartex" xmlns:cx5="http://schemas.microsoft.com/office/drawing/2016/5/11/chartex" xmlns:cx6="http://schemas.microsoft.com/office/drawing/2016/5/12/chartex" xmlns:cx7="http://schemas.microsoft.com/office/drawing/2016/5/13/chartex" xmlns:cx8="http://schemas.microsoft.com/office/drawing/2016/5/14/chartex" xmlns:mc="http://schemas.openxmlformats.org/markup-compatibility/2006" xmlns:aink="http://schemas.microsoft.com/office/drawing/2016/ink" xmlns:am3d="http://schemas.microsoft.com/office/drawing/2017/model3d" xmlns:o="urn:schemas-microsoft-com:office:office" xmlns:oel="http://schemas.microsoft.com/office/2019/extlst" xmlns:r="http://schemas.openxmlformats.org/officeDocument/2006/relationships" xmlns:m="http://schemas.openxmlformats.org/officeDocument/2006/math" xmlns:v="urn:schemas-microsoft-com:vml" xmlns:wp14="http://schemas.microsoft.com/office/word/2010/wordprocessingDrawing" xmlns:wp="http://schemas.openxmlformats.org/drawingml/2006/wordprocessingDrawing" xmlns:w10="urn:schemas-microsoft-com:office:word" xmlns:w="http://schemas.openxmlformats.org/wordprocessingml/2006/main" xmlns:w14="http://schemas.microsoft.com/office/word/2010/wordml" xmlns:w15="http://schemas.microsoft.com/office/word/2012/wordml" xmlns:w16cex="http://schemas.microsoft.com/office/word/2018/wordml/cex" xmlns:w16cid="http://schemas.microsoft.com/office/word/2016/wordml/cid" xmlns:w16="http://schemas.microsoft.com/office/word/2018/wordml" xmlns:w16sdtdh="http://schemas.microsoft.com/office/word/2020/wordml/sdtdatahash" xmlns:w16se="http://schemas.microsoft.com/office/word/2015/wordml/symex" xmlns:wpg="http://schemas.microsoft.com/office/word/2010/wordprocessingGroup" xmlns:wpi="http://schemas.microsoft.com/office/word/2010/wordprocessingInk" xmlns:wne="http://schemas.microsoft.com/office/word/2006/wordml" xmlns:wps="http://schemas.microsoft.com/office/word/2010/wordprocessingShape" mc:Ignorable="w14 w15 w16se w16cid w16 w16cex w16sdtdh wp14">
+<w:hdr xmlns:wpc="http://schemas.microsoft.com/office/word/2010/wordprocessingCanvas" xmlns:cx="http://schemas.microsoft.com/office/drawing/2014/chartex" xmlns:cx1="http://schemas.microsoft.com/office/drawing/2015/9/8/chartex" xmlns:cx2="http://schemas.microsoft.com/office/drawing/2015/10/21/chartex" xmlns:cx3="http://schemas.microsoft.com/office/drawing/2016/5/9/chartex" xmlns:cx4="http://schemas.microsoft.com/office/drawing/2016/5/10/chartex" xmlns:cx5="http://schemas.microsoft.com/office/drawing/2016/5/11/chartex" xmlns:cx6="http://schemas.microsoft.com/office/drawing/2016/5/12/chartex" xmlns:cx7="http://schemas.microsoft.com/office/drawing/2016/5/13/chartex" xmlns:cx8="http://schemas.microsoft.com/office/drawing/2016/5/14/chartex" xmlns:mc="http://schemas.openxmlformats.org/markup-compatibility/2006" xmlns:aink="http://schemas.microsoft.com/office/drawing/2016/ink" xmlns:am3d="http://schemas.microsoft.com/office/drawing/2017/model3d" xmlns:o="urn:schemas-microsoft-com:office:office" xmlns:oel="http://schemas.microsoft.com/office/2019/extlst" xmlns:r="http://schemas.openxmlformats.org/officeDocument/2006/relationships" xmlns:m="http://schemas.openxmlformats.org/officeDocument/2006/math" xmlns:v="urn:schemas-microsoft-com:vml" xmlns:wp14="http://schemas.microsoft.com/office/word/2010/wordprocessingDrawing" xmlns:wp="http://schemas.openxmlformats.org/drawingml/2006/wordprocessingDrawing" xmlns:w10="urn:schemas-microsoft-com:office:word" xmlns:w="http://schemas.openxmlformats.org/wordprocessingml/2006/main" xmlns:w14="http://schemas.microsoft.com/office/word/2010/wordml" xmlns:w15="http://schemas.microsoft.com/office/word/2012/wordml" xmlns:w16cex="http://schemas.microsoft.com/office/word/2018/wordml/cex" xmlns:w16cid="http://schemas.microsoft.com/office/word/2016/wordml/cid" xmlns:w16="http://schemas.microsoft.com/office/word/2018/wordml" xmlns:w16du="http://schemas.microsoft.com/office/word/2023/wordml/word16du" xmlns:w16sdtdh="http://schemas.microsoft.com/office/word/2020/wordml/sdtdatahash" xmlns:w16sdtfl="http://schemas.microsoft.com/office/word/2024/wordml/sdtformatlock" xmlns:w16se="http://schemas.microsoft.com/office/word/2015/wordml/symex" xmlns:wpg="http://schemas.microsoft.com/office/word/2010/wordprocessingGroup" xmlns:wpi="http://schemas.microsoft.com/office/word/2010/wordprocessingInk" xmlns:wne="http://schemas.microsoft.com/office/word/2006/wordml" xmlns:wps="http://schemas.microsoft.com/office/word/2010/wordprocessingShape" mc:Ignorable="w14 w15 w16se w16cid w16 w16cex w16sdtdh w16sdtfl w16du wp14">
   <w:p>
     <w:pPr>
       <w:pStyle w:val="Header"/>
@@ -420,7 +539,7 @@
 </file>
 
 <file path=word/header2.xml><?xml version="1.0" encoding="utf-8"?>
-<w:hdr xmlns:wpc="http://schemas.microsoft.com/office/word/2010/wordprocessingCanvas" xmlns:cx="http://schemas.microsoft.com/office/drawing/2014/chartex" xmlns:cx1="http://schemas.microsoft.com/office/drawing/2015/9/8/chartex" xmlns:cx2="http://schemas.microsoft.com/office/drawing/2015/10/21/chartex" xmlns:cx3="http://schemas.microsoft.com/office/drawing/2016/5/9/chartex" xmlns:cx4="http://schemas.microsoft.com/office/drawing/2016/5/10/chartex" xmlns:cx5="http://schemas.microsoft.com/office/drawing/2016/5/11/chartex" xmlns:cx6="http://schemas.microsoft.com/office/drawing/2016/5/12/chartex" xmlns:cx7="http://schemas.microsoft.com/office/drawing/2016/5/13/chartex" xmlns:cx8="http://schemas.microsoft.com/office/drawing/2016/5/14/chartex" xmlns:mc="http://schemas.openxmlformats.org/markup-compatibility/2006" xmlns:aink="http://schemas.microsoft.com/office/drawing/2016/ink" xmlns:am3d="http://schemas.microsoft.com/office/drawing/2017/model3d" xmlns:o="urn:schemas-microsoft-com:office:office" xmlns:oel="http://schemas.microsoft.com/office/2019/extlst" xmlns:r="http://schemas.openxmlformats.org/officeDocument/2006/relationships" xmlns:m="http://schemas.openxmlformats.org/officeDocument/2006/math" xmlns:v="urn:schemas-microsoft-com:vml" xmlns:wp14="http://schemas.microsoft.com/office/word/2010/wordprocessingDrawing" xmlns:wp="http://schemas.openxmlformats.org/drawingml/2006/wordprocessingDrawing" xmlns:w10="urn:schemas-microsoft-com:office:word" xmlns:w="http://schemas.openxmlformats.org/wordprocessingml/2006/main" xmlns:w14="http://schemas.microsoft.com/office/word/2010/wordml" xmlns:w15="http://schemas.microsoft.com/office/word/2012/wordml" xmlns:w16cex="http://schemas.microsoft.com/office/word/2018/wordml/cex" xmlns:w16cid="http://schemas.microsoft.com/office/word/2016/wordml/cid" xmlns:w16="http://schemas.microsoft.com/office/word/2018/wordml" xmlns:w16sdtdh="http://schemas.microsoft.com/office/word/2020/wordml/sdtdatahash" xmlns:w16se="http://schemas.microsoft.com/office/word/2015/wordml/symex" xmlns:wpg="http://schemas.microsoft.com/office/word/2010/wordprocessingGroup" xmlns:wpi="http://schemas.microsoft.com/office/word/2010/wordprocessingInk" xmlns:wne="http://schemas.microsoft.com/office/word/2006/wordml" xmlns:wps="http://schemas.microsoft.com/office/word/2010/wordprocessingShape" mc:Ignorable="w14 w15 w16se w16cid w16 w16cex w16sdtdh wp14">
+<w:hdr xmlns:wpc="http://schemas.microsoft.com/office/word/2010/wordprocessingCanvas" xmlns:cx="http://schemas.microsoft.com/office/drawing/2014/chartex" xmlns:cx1="http://schemas.microsoft.com/office/drawing/2015/9/8/chartex" xmlns:cx2="http://schemas.microsoft.com/office/drawing/2015/10/21/chartex" xmlns:cx3="http://schemas.microsoft.com/office/drawing/2016/5/9/chartex" xmlns:cx4="http://schemas.microsoft.com/office/drawing/2016/5/10/chartex" xmlns:cx5="http://schemas.microsoft.com/office/drawing/2016/5/11/chartex" xmlns:cx6="http://schemas.microsoft.com/office/drawing/2016/5/12/chartex" xmlns:cx7="http://schemas.microsoft.com/office/drawing/2016/5/13/chartex" xmlns:cx8="http://schemas.microsoft.com/office/drawing/2016/5/14/chartex" xmlns:mc="http://schemas.openxmlformats.org/markup-compatibility/2006" xmlns:aink="http://schemas.microsoft.com/office/drawing/2016/ink" xmlns:am3d="http://schemas.microsoft.com/office/drawing/2017/model3d" xmlns:o="urn:schemas-microsoft-com:office:office" xmlns:oel="http://schemas.microsoft.com/office/2019/extlst" xmlns:r="http://schemas.openxmlformats.org/officeDocument/2006/relationships" xmlns:m="http://schemas.openxmlformats.org/officeDocument/2006/math" xmlns:v="urn:schemas-microsoft-com:vml" xmlns:wp14="http://schemas.microsoft.com/office/word/2010/wordprocessingDrawing" xmlns:wp="http://schemas.openxmlformats.org/drawingml/2006/wordprocessingDrawing" xmlns:w10="urn:schemas-microsoft-com:office:word" xmlns:w="http://schemas.openxmlformats.org/wordprocessingml/2006/main" xmlns:w14="http://schemas.microsoft.com/office/word/2010/wordml" xmlns:w15="http://schemas.microsoft.com/office/word/2012/wordml" xmlns:w16cex="http://schemas.microsoft.com/office/word/2018/wordml/cex" xmlns:w16cid="http://schemas.microsoft.com/office/word/2016/wordml/cid" xmlns:w16="http://schemas.microsoft.com/office/word/2018/wordml" xmlns:w16du="http://schemas.microsoft.com/office/word/2023/wordml/word16du" xmlns:w16sdtdh="http://schemas.microsoft.com/office/word/2020/wordml/sdtdatahash" xmlns:w16sdtfl="http://schemas.microsoft.com/office/word/2024/wordml/sdtformatlock" xmlns:w16se="http://schemas.microsoft.com/office/word/2015/wordml/symex" xmlns:wpg="http://schemas.microsoft.com/office/word/2010/wordprocessingGroup" xmlns:wpi="http://schemas.microsoft.com/office/word/2010/wordprocessingInk" xmlns:wne="http://schemas.microsoft.com/office/word/2006/wordml" xmlns:wps="http://schemas.microsoft.com/office/word/2010/wordprocessingShape" mc:Ignorable="w14 w15 w16se w16cid w16 w16cex w16sdtdh w16sdtfl w16du wp14">
   <w:p>
     <w:pPr>
       <w:pStyle w:val="Header"/>
@@ -430,7 +549,7 @@
 </file>
 
 <file path=word/header3.xml><?xml version="1.0" encoding="utf-8"?>
-<w:hdr xmlns:wpc="http://schemas.microsoft.com/office/word/2010/wordprocessingCanvas" xmlns:cx="http://schemas.microsoft.com/office/drawing/2014/chartex" xmlns:cx1="http://schemas.microsoft.com/office/drawing/2015/9/8/chartex" xmlns:cx2="http://schemas.microsoft.com/office/drawing/2015/10/21/chartex" xmlns:cx3="http://schemas.microsoft.com/office/drawing/2016/5/9/chartex" xmlns:cx4="http://schemas.microsoft.com/office/drawing/2016/5/10/chartex" xmlns:cx5="http://schemas.microsoft.com/office/drawing/2016/5/11/chartex" xmlns:cx6="http://schemas.microsoft.com/office/drawing/2016/5/12/chartex" xmlns:cx7="http://schemas.microsoft.com/office/drawing/2016/5/13/chartex" xmlns:cx8="http://schemas.microsoft.com/office/drawing/2016/5/14/chartex" xmlns:mc="http://schemas.openxmlformats.org/markup-compatibility/2006" xmlns:aink="http://schemas.microsoft.com/office/drawing/2016/ink" xmlns:am3d="http://schemas.microsoft.com/office/drawing/2017/model3d" xmlns:o="urn:schemas-microsoft-com:office:office" xmlns:oel="http://schemas.microsoft.com/office/2019/extlst" xmlns:r="http://schemas.openxmlformats.org/officeDocument/2006/relationships" xmlns:m="http://schemas.openxmlformats.org/officeDocument/2006/math" xmlns:v="urn:schemas-microsoft-com:vml" xmlns:wp14="http://schemas.microsoft.com/office/word/2010/wordprocessingDrawing" xmlns:wp="http://schemas.openxmlformats.org/drawingml/2006/wordprocessingDrawing" xmlns:w10="urn:schemas-microsoft-com:office:word" xmlns:w="http://schemas.openxmlformats.org/wordprocessingml/2006/main" xmlns:w14="http://schemas.microsoft.com/office/word/2010/wordml" xmlns:w15="http://schemas.microsoft.com/office/word/2012/wordml" xmlns:w16cex="http://schemas.microsoft.com/office/word/2018/wordml/cex" xmlns:w16cid="http://schemas.microsoft.com/office/word/2016/wordml/cid" xmlns:w16="http://schemas.microsoft.com/office/word/2018/wordml" xmlns:w16sdtdh="http://schemas.microsoft.com/office/word/2020/wordml/sdtdatahash" xmlns:w16se="http://schemas.microsoft.com/office/word/2015/wordml/symex" xmlns:wpg="http://schemas.microsoft.com/office/word/2010/wordprocessingGroup" xmlns:wpi="http://schemas.microsoft.com/office/word/2010/wordprocessingInk" xmlns:wne="http://schemas.microsoft.com/office/word/2006/wordml" xmlns:wps="http://schemas.microsoft.com/office/word/2010/wordprocessingShape" mc:Ignorable="w14 w15 w16se w16cid w16 w16cex w16sdtdh wp14">
+<w:hdr xmlns:wpc="http://schemas.microsoft.com/office/word/2010/wordprocessingCanvas" xmlns:cx="http://schemas.microsoft.com/office/drawing/2014/chartex" xmlns:cx1="http://schemas.microsoft.com/office/drawing/2015/9/8/chartex" xmlns:cx2="http://schemas.microsoft.com/office/drawing/2015/10/21/chartex" xmlns:cx3="http://schemas.microsoft.com/office/drawing/2016/5/9/chartex" xmlns:cx4="http://schemas.microsoft.com/office/drawing/2016/5/10/chartex" xmlns:cx5="http://schemas.microsoft.com/office/drawing/2016/5/11/chartex" xmlns:cx6="http://schemas.microsoft.com/office/drawing/2016/5/12/chartex" xmlns:cx7="http://schemas.microsoft.com/office/drawing/2016/5/13/chartex" xmlns:cx8="http://schemas.microsoft.com/office/drawing/2016/5/14/chartex" xmlns:mc="http://schemas.openxmlformats.org/markup-compatibility/2006" xmlns:aink="http://schemas.microsoft.com/office/drawing/2016/ink" xmlns:am3d="http://schemas.microsoft.com/office/drawing/2017/model3d" xmlns:o="urn:schemas-microsoft-com:office:office" xmlns:oel="http://schemas.microsoft.com/office/2019/extlst" xmlns:r="http://schemas.openxmlformats.org/officeDocument/2006/relationships" xmlns:m="http://schemas.openxmlformats.org/officeDocument/2006/math" xmlns:v="urn:schemas-microsoft-com:vml" xmlns:wp14="http://schemas.microsoft.com/office/word/2010/wordprocessingDrawing" xmlns:wp="http://schemas.openxmlformats.org/drawingml/2006/wordprocessingDrawing" xmlns:w10="urn:schemas-microsoft-com:office:word" xmlns:w="http://schemas.openxmlformats.org/wordprocessingml/2006/main" xmlns:w14="http://schemas.microsoft.com/office/word/2010/wordml" xmlns:w15="http://schemas.microsoft.com/office/word/2012/wordml" xmlns:w16cex="http://schemas.microsoft.com/office/word/2018/wordml/cex" xmlns:w16cid="http://schemas.microsoft.com/office/word/2016/wordml/cid" xmlns:w16="http://schemas.microsoft.com/office/word/2018/wordml" xmlns:w16du="http://schemas.microsoft.com/office/word/2023/wordml/word16du" xmlns:w16sdtdh="http://schemas.microsoft.com/office/word/2020/wordml/sdtdatahash" xmlns:w16sdtfl="http://schemas.microsoft.com/office/word/2024/wordml/sdtformatlock" xmlns:w16se="http://schemas.microsoft.com/office/word/2015/wordml/symex" xmlns:wpg="http://schemas.microsoft.com/office/word/2010/wordprocessingGroup" xmlns:wpi="http://schemas.microsoft.com/office/word/2010/wordprocessingInk" xmlns:wne="http://schemas.microsoft.com/office/word/2006/wordml" xmlns:wps="http://schemas.microsoft.com/office/word/2010/wordprocessingShape" mc:Ignorable="w14 w15 w16se w16cid w16 w16cex w16sdtdh w16sdtfl w16du wp14">
   <w:p>
     <w:pPr>
       <w:pStyle w:val="Header"/>
@@ -440,7 +559,7 @@
 </file>
 
 <file path=word/styles.xml><?xml version="1.0" encoding="utf-8"?>
-<w:styles xmlns:mc="http://schemas.openxmlformats.org/markup-compatibility/2006" xmlns:r="http://schemas.openxmlformats.org/officeDocument/2006/relationships" xmlns:w="http://schemas.openxmlformats.org/wordprocessingml/2006/main" xmlns:w14="http://schemas.microsoft.com/office/word/2010/wordml" xmlns:w15="http://schemas.microsoft.com/office/word/2012/wordml" xmlns:w16cex="http://schemas.microsoft.com/office/word/2018/wordml/cex" xmlns:w16cid="http://schemas.microsoft.com/office/word/2016/wordml/cid" xmlns:w16="http://schemas.microsoft.com/office/word/2018/wordml" xmlns:w16sdtdh="http://schemas.microsoft.com/office/word/2020/wordml/sdtdatahash" xmlns:w16se="http://schemas.microsoft.com/office/word/2015/wordml/symex" mc:Ignorable="w14 w15 w16se w16cid w16 w16cex w16sdtdh">
+<w:styles xmlns:mc="http://schemas.openxmlformats.org/markup-compatibility/2006" xmlns:r="http://schemas.openxmlformats.org/officeDocument/2006/relationships" xmlns:w="http://schemas.openxmlformats.org/wordprocessingml/2006/main" xmlns:w14="http://schemas.microsoft.com/office/word/2010/wordml" xmlns:w15="http://schemas.microsoft.com/office/word/2012/wordml" xmlns:w16cex="http://schemas.microsoft.com/office/word/2018/wordml/cex" xmlns:w16cid="http://schemas.microsoft.com/office/word/2016/wordml/cid" xmlns:w16="http://schemas.microsoft.com/office/word/2018/wordml" xmlns:w16du="http://schemas.microsoft.com/office/word/2023/wordml/word16du" xmlns:w16sdtdh="http://schemas.microsoft.com/office/word/2020/wordml/sdtdatahash" xmlns:w16sdtfl="http://schemas.microsoft.com/office/word/2024/wordml/sdtformatlock" xmlns:w16se="http://schemas.microsoft.com/office/word/2015/wordml/symex" mc:Ignorable="w14 w15 w16se w16cid w16 w16cex w16sdtdh w16sdtfl w16du">
   <w:docDefaults>
     <w:rPrDefault>
       <w:rPr>

--- a/Report_template.docx
+++ b/Report_template.docx
@@ -16,429 +16,555 @@
         </w:rPr>
         <w:t xml:space="preserve">Q1: </w:t>
       </w:r>
-      <w:r>
-        <w:rPr>
-          <w:rFonts w:ascii="Arial" w:eastAsiaTheme="minorHAnsi" w:hAnsi="Arial" w:cs="Arial"/>
-        </w:rPr>
-        <w:t xml:space="preserve">By plotting the </w:t>
-      </w:r>
-      <w:r>
-        <w:rPr>
-          <w:rFonts w:ascii="Arial" w:eastAsiaTheme="minorHAnsi" w:hAnsi="Arial" w:cs="Arial"/>
-        </w:rPr>
-        <w:t xml:space="preserve">Euclidean error </w:t>
-      </w:r>
-      <w:r>
-        <w:rPr>
-          <w:rFonts w:ascii="Arial" w:eastAsiaTheme="minorHAnsi" w:hAnsi="Arial" w:cs="Arial"/>
-        </w:rPr>
-        <w:t xml:space="preserve">between the ground truth angles, and the </w:t>
-      </w:r>
-      <w:r>
-        <w:rPr>
-          <w:rFonts w:ascii="Arial" w:eastAsiaTheme="minorHAnsi" w:hAnsi="Arial" w:cs="Arial"/>
-        </w:rPr>
-        <w:t>KNN-</w:t>
-      </w:r>
-      <w:r>
-        <w:rPr>
-          <w:rFonts w:ascii="Arial" w:eastAsiaTheme="minorHAnsi" w:hAnsi="Arial" w:cs="Arial"/>
-        </w:rPr>
-        <w:t xml:space="preserve">predicted joint angles at varying K from 1-20, we can observe the trend as we increase K. </w:t>
-      </w:r>
-      <w:r>
-        <w:rPr>
-          <w:rFonts w:ascii="Arial" w:eastAsiaTheme="minorHAnsi" w:hAnsi="Arial" w:cs="Arial"/>
-        </w:rPr>
-        <w:t xml:space="preserve">At K of 1, </w:t>
-      </w:r>
-      <w:r>
-        <w:rPr>
-          <w:rFonts w:ascii="Arial" w:eastAsiaTheme="minorHAnsi" w:hAnsi="Arial" w:cs="Arial"/>
-        </w:rPr>
-        <w:t xml:space="preserve">we have </w:t>
-      </w:r>
-      <w:r>
-        <w:rPr>
-          <w:rFonts w:ascii="Arial" w:eastAsiaTheme="minorHAnsi" w:hAnsi="Arial" w:cs="Arial"/>
-        </w:rPr>
-        <w:t>the sharpest difference between ground truth angle and predicted angle</w:t>
-      </w:r>
-      <w:r>
-        <w:rPr>
-          <w:rFonts w:ascii="Arial" w:eastAsiaTheme="minorHAnsi" w:hAnsi="Arial" w:cs="Arial"/>
-        </w:rPr>
-        <w:t xml:space="preserve"> at above 2</w:t>
-      </w:r>
-      <w:r>
-        <w:rPr>
-          <w:rFonts w:ascii="Arial" w:eastAsiaTheme="minorHAnsi" w:hAnsi="Arial" w:cs="Arial"/>
-        </w:rPr>
-        <w:t xml:space="preserve">. The moment we </w:t>
-      </w:r>
-      <w:r>
-        <w:rPr>
-          <w:rFonts w:ascii="Arial" w:eastAsiaTheme="minorHAnsi" w:hAnsi="Arial" w:cs="Arial"/>
-        </w:rPr>
-        <w:t>changed K to 2</w:t>
-      </w:r>
-      <w:r>
-        <w:rPr>
-          <w:rFonts w:ascii="Arial" w:eastAsiaTheme="minorHAnsi" w:hAnsi="Arial" w:cs="Arial"/>
-        </w:rPr>
-        <w:t>, the difference sharply decreased</w:t>
-      </w:r>
-      <w:r>
-        <w:rPr>
-          <w:rFonts w:ascii="Arial" w:eastAsiaTheme="minorHAnsi" w:hAnsi="Arial" w:cs="Arial"/>
-        </w:rPr>
-        <w:t xml:space="preserve"> to above </w:t>
-      </w:r>
-      <w:proofErr w:type="gramStart"/>
-      <w:r>
-        <w:rPr>
-          <w:rFonts w:ascii="Arial" w:eastAsiaTheme="minorHAnsi" w:hAnsi="Arial" w:cs="Arial"/>
-        </w:rPr>
-        <w:t>1</w:t>
-      </w:r>
-      <w:r>
-        <w:rPr>
-          <w:rFonts w:ascii="Arial" w:eastAsiaTheme="minorHAnsi" w:hAnsi="Arial" w:cs="Arial"/>
-        </w:rPr>
-        <w:t>, and</w:t>
-      </w:r>
-      <w:proofErr w:type="gramEnd"/>
-      <w:r>
-        <w:rPr>
-          <w:rFonts w:ascii="Arial" w:eastAsiaTheme="minorHAnsi" w:hAnsi="Arial" w:cs="Arial"/>
-        </w:rPr>
-        <w:t xml:space="preserve"> was at the lowest point for K = 3</w:t>
-      </w:r>
-      <w:r>
-        <w:rPr>
-          <w:rFonts w:ascii="Arial" w:eastAsiaTheme="minorHAnsi" w:hAnsi="Arial" w:cs="Arial"/>
-        </w:rPr>
-        <w:t xml:space="preserve"> under 1</w:t>
-      </w:r>
-      <w:r>
-        <w:rPr>
-          <w:rFonts w:ascii="Arial" w:eastAsiaTheme="minorHAnsi" w:hAnsi="Arial" w:cs="Arial"/>
-        </w:rPr>
-        <w:t>. At K = 4, it’s roughly around the same bottom dip</w:t>
-      </w:r>
-      <w:r>
-        <w:rPr>
-          <w:rFonts w:ascii="Arial" w:eastAsiaTheme="minorHAnsi" w:hAnsi="Arial" w:cs="Arial"/>
-        </w:rPr>
-        <w:t xml:space="preserve"> above 1</w:t>
-      </w:r>
-      <w:r>
-        <w:rPr>
-          <w:rFonts w:ascii="Arial" w:eastAsiaTheme="minorHAnsi" w:hAnsi="Arial" w:cs="Arial"/>
-        </w:rPr>
-        <w:t>, but then</w:t>
-      </w:r>
-      <w:r>
-        <w:rPr>
-          <w:rFonts w:ascii="Arial" w:eastAsiaTheme="minorHAnsi" w:hAnsi="Arial" w:cs="Arial"/>
-        </w:rPr>
-        <w:t xml:space="preserve"> as K increases</w:t>
-      </w:r>
-      <w:r>
-        <w:rPr>
-          <w:rFonts w:ascii="Arial" w:eastAsiaTheme="minorHAnsi" w:hAnsi="Arial" w:cs="Arial"/>
-        </w:rPr>
-        <w:t xml:space="preserve"> slowly increases and K seems to stabilise around 1.3.</w:t>
-      </w:r>
-      <w:r>
-        <w:rPr>
-          <w:rFonts w:ascii="Arial" w:eastAsiaTheme="minorHAnsi" w:hAnsi="Arial" w:cs="Arial"/>
-        </w:rPr>
-        <w:t xml:space="preserve"> </w:t>
-      </w:r>
-      <w:r>
-        <w:rPr>
-          <w:rFonts w:ascii="Arial" w:eastAsiaTheme="minorHAnsi" w:hAnsi="Arial" w:cs="Arial"/>
-        </w:rPr>
-        <w:t xml:space="preserve">This points to K = 3 being the optimal value </w:t>
-      </w:r>
-      <w:r>
-        <w:rPr>
-          <w:rFonts w:ascii="Arial" w:eastAsiaTheme="minorHAnsi" w:hAnsi="Arial" w:cs="Arial"/>
-        </w:rPr>
-        <w:t>and the best trade-off for this query.</w:t>
-      </w:r>
-      <w:r>
-        <w:rPr>
-          <w:rFonts w:ascii="Arial" w:eastAsiaTheme="minorHAnsi" w:hAnsi="Arial" w:cs="Arial"/>
-        </w:rPr>
-        <w:t xml:space="preserve"> </w:t>
-      </w:r>
-      <w:r>
-        <w:rPr>
-          <w:rFonts w:ascii="Arial" w:eastAsiaTheme="minorHAnsi" w:hAnsi="Arial" w:cs="Arial"/>
-        </w:rPr>
-        <w:t xml:space="preserve">Very small K values in this case are </w:t>
-      </w:r>
-      <w:r>
-        <w:rPr>
-          <w:rFonts w:ascii="Arial" w:eastAsiaTheme="minorHAnsi" w:hAnsi="Arial" w:cs="Arial"/>
-        </w:rPr>
-        <w:t xml:space="preserve">highly </w:t>
-      </w:r>
-      <w:r>
-        <w:rPr>
-          <w:rFonts w:ascii="Arial" w:eastAsiaTheme="minorHAnsi" w:hAnsi="Arial" w:cs="Arial"/>
-        </w:rPr>
-        <w:t xml:space="preserve">sensitive </w:t>
-      </w:r>
-      <w:r>
-        <w:rPr>
-          <w:rFonts w:ascii="Arial" w:eastAsiaTheme="minorHAnsi" w:hAnsi="Arial" w:cs="Arial"/>
-        </w:rPr>
-        <w:t>local samples, making it lack robustness, and can potentially be a noisy estimate a prediction</w:t>
-      </w:r>
-      <w:r>
-        <w:rPr>
-          <w:rFonts w:ascii="Arial" w:eastAsiaTheme="minorHAnsi" w:hAnsi="Arial" w:cs="Arial"/>
-        </w:rPr>
-        <w:t>, which explains the large error</w:t>
-      </w:r>
-      <w:r>
-        <w:rPr>
-          <w:rFonts w:ascii="Arial" w:eastAsiaTheme="minorHAnsi" w:hAnsi="Arial" w:cs="Arial"/>
-        </w:rPr>
-        <w:t xml:space="preserve">. </w:t>
-      </w:r>
-      <w:r>
-        <w:rPr>
-          <w:rFonts w:ascii="Arial" w:eastAsiaTheme="minorHAnsi" w:hAnsi="Arial" w:cs="Arial"/>
-        </w:rPr>
-        <w:t xml:space="preserve">Very large K, give </w:t>
-      </w:r>
-      <w:r>
-        <w:rPr>
-          <w:rFonts w:ascii="Arial" w:eastAsiaTheme="minorHAnsi" w:hAnsi="Arial" w:cs="Arial"/>
-        </w:rPr>
-        <w:t xml:space="preserve">another </w:t>
-      </w:r>
-      <w:r>
-        <w:rPr>
-          <w:rFonts w:ascii="Arial" w:eastAsiaTheme="minorHAnsi" w:hAnsi="Arial" w:cs="Arial"/>
-        </w:rPr>
-        <w:t xml:space="preserve">effect where the larger the K, the more likely the prediction is smothered by the less relevant samples, resulting in the gradual increase in error we observe as K increases above 4. </w:t>
-      </w:r>
-      <w:r>
-        <w:rPr>
-          <w:rFonts w:ascii="Arial" w:eastAsiaTheme="minorHAnsi" w:hAnsi="Arial" w:cs="Arial"/>
-        </w:rPr>
-        <w:t xml:space="preserve">So, a K that’s too </w:t>
-      </w:r>
-      <w:r>
-        <w:rPr>
-          <w:rFonts w:ascii="Arial" w:eastAsiaTheme="minorHAnsi" w:hAnsi="Arial" w:cs="Arial"/>
-        </w:rPr>
-        <w:t>small</w:t>
-      </w:r>
-      <w:r>
-        <w:rPr>
-          <w:rFonts w:ascii="Arial" w:eastAsiaTheme="minorHAnsi" w:hAnsi="Arial" w:cs="Arial"/>
-        </w:rPr>
-        <w:t xml:space="preserve"> </w:t>
-      </w:r>
-      <w:r>
-        <w:rPr>
-          <w:rFonts w:ascii="Arial" w:eastAsiaTheme="minorHAnsi" w:hAnsi="Arial" w:cs="Arial"/>
-        </w:rPr>
-        <w:t xml:space="preserve">leads to high variance where the estimator is sensitive to small data, but a K that’s too large ends up potentially underfitting or having a high bias. </w:t>
-      </w:r>
-      <w:r>
-        <w:rPr>
-          <w:rFonts w:ascii="Arial" w:eastAsiaTheme="minorHAnsi" w:hAnsi="Arial" w:cs="Arial"/>
-        </w:rPr>
-        <w:t>Ultimately, prediction accuracy is best at an intermediate K, where the model balances local fidelity and robustness, which is observed at the minimum point of the K-error curve. In this case, the point is K=3.</w:t>
-      </w:r>
-    </w:p>
-    <w:p>
-      <w:pPr>
-        <w:spacing w:after="0" w:line="240" w:lineRule="auto"/>
-        <w:rPr>
-          <w:rFonts w:ascii="Arial" w:eastAsiaTheme="minorHAnsi" w:hAnsi="Arial" w:cs="Arial"/>
-          <w:highlight w:val="yellow"/>
-        </w:rPr>
-      </w:pPr>
-      <w:r>
-        <w:rPr>
-          <w:rFonts w:ascii="Arial" w:eastAsiaTheme="minorHAnsi" w:hAnsi="Arial" w:cs="Arial"/>
-          <w:b/>
-          <w:bCs/>
-          <w:highlight w:val="yellow"/>
-        </w:rPr>
-        <w:t>Q3:</w:t>
-      </w:r>
-      <w:r>
-        <w:rPr>
-          <w:rFonts w:ascii="Arial" w:eastAsiaTheme="minorHAnsi" w:hAnsi="Arial" w:cs="Arial"/>
-          <w:highlight w:val="yellow"/>
-        </w:rPr>
-        <w:t xml:space="preserve"> [</w:t>
-      </w:r>
-      <w:r>
-        <w:rPr>
-          <w:rFonts w:ascii="Arial" w:eastAsiaTheme="minorHAnsi" w:hAnsi="Arial" w:cs="Arial"/>
-          <w:highlight w:val="yellow"/>
-        </w:rPr>
-        <w:t>Analy</w:t>
-      </w:r>
-      <w:r>
-        <w:rPr>
-          <w:rFonts w:ascii="Arial" w:eastAsiaTheme="minorHAnsi" w:hAnsi="Arial" w:cs="Arial"/>
-          <w:highlight w:val="yellow"/>
-        </w:rPr>
-        <w:t>s</w:t>
-      </w:r>
-      <w:r>
-        <w:rPr>
-          <w:rFonts w:ascii="Arial" w:eastAsiaTheme="minorHAnsi" w:hAnsi="Arial" w:cs="Arial"/>
-          <w:highlight w:val="yellow"/>
-        </w:rPr>
-        <w:t>e the effects of the coefficients </w:t>
-      </w:r>
-      <w:proofErr w:type="spellStart"/>
-      <w:r>
-        <w:rPr>
-          <w:rFonts w:ascii="Arial" w:eastAsiaTheme="minorHAnsi" w:hAnsi="Arial" w:cs="Arial"/>
-          <w:highlight w:val="yellow"/>
-        </w:rPr>
-        <w:t>k_att</w:t>
-      </w:r>
-      <w:proofErr w:type="spellEnd"/>
-      <w:r>
-        <w:rPr>
-          <w:rFonts w:ascii="Arial" w:eastAsiaTheme="minorHAnsi" w:hAnsi="Arial" w:cs="Arial"/>
-          <w:highlight w:val="yellow"/>
-        </w:rPr>
-        <w:t> and </w:t>
-      </w:r>
-      <w:proofErr w:type="spellStart"/>
-      <w:r>
-        <w:rPr>
-          <w:rFonts w:ascii="Arial" w:eastAsiaTheme="minorHAnsi" w:hAnsi="Arial" w:cs="Arial"/>
-          <w:highlight w:val="yellow"/>
-        </w:rPr>
-        <w:t>k_rep</w:t>
-      </w:r>
-      <w:proofErr w:type="spellEnd"/>
-      <w:r>
-        <w:rPr>
-          <w:rFonts w:ascii="Arial" w:eastAsiaTheme="minorHAnsi" w:hAnsi="Arial" w:cs="Arial"/>
-          <w:highlight w:val="yellow"/>
-        </w:rPr>
-        <w:t> in path planning</w:t>
-      </w:r>
-      <w:r>
-        <w:rPr>
-          <w:rFonts w:ascii="Arial" w:eastAsiaTheme="minorHAnsi" w:hAnsi="Arial" w:cs="Arial"/>
-          <w:highlight w:val="yellow"/>
-        </w:rPr>
-        <w:t>. Don’t write code here—focus on interpreting and explaining the results in your discussion.]</w:t>
-      </w:r>
     </w:p>
     <w:p>
       <w:pPr>
         <w:spacing w:line="240" w:lineRule="auto"/>
-        <w:rPr>
-          <w:rFonts w:ascii="Arial" w:hAnsi="Arial" w:cs="Arial"/>
-          <w:highlight w:val="yellow"/>
+        <w:jc w:val="both"/>
+        <w:rPr>
+          <w:rFonts w:ascii="Arial" w:eastAsiaTheme="minorHAnsi" w:hAnsi="Arial" w:cs="Arial"/>
         </w:rPr>
       </w:pPr>
+      <w:r>
+        <w:rPr>
+          <w:rFonts w:ascii="Arial" w:eastAsiaTheme="minorHAnsi" w:hAnsi="Arial" w:cs="Arial"/>
+        </w:rPr>
+        <w:t xml:space="preserve">By plotting the </w:t>
+      </w:r>
+      <w:r>
+        <w:rPr>
+          <w:rFonts w:ascii="Arial" w:eastAsiaTheme="minorHAnsi" w:hAnsi="Arial" w:cs="Arial"/>
+        </w:rPr>
+        <w:t xml:space="preserve">Euclidean error </w:t>
+      </w:r>
+      <w:r>
+        <w:rPr>
+          <w:rFonts w:ascii="Arial" w:eastAsiaTheme="minorHAnsi" w:hAnsi="Arial" w:cs="Arial"/>
+        </w:rPr>
+        <w:t xml:space="preserve">between the ground truth angles, and the </w:t>
+      </w:r>
+      <w:r>
+        <w:rPr>
+          <w:rFonts w:ascii="Arial" w:eastAsiaTheme="minorHAnsi" w:hAnsi="Arial" w:cs="Arial"/>
+        </w:rPr>
+        <w:t>KNN-</w:t>
+      </w:r>
+      <w:r>
+        <w:rPr>
+          <w:rFonts w:ascii="Arial" w:eastAsiaTheme="minorHAnsi" w:hAnsi="Arial" w:cs="Arial"/>
+        </w:rPr>
+        <w:t xml:space="preserve">predicted joint angles at varying K from 1-20, we can observe the trend as we increase K. </w:t>
+      </w:r>
+      <w:r>
+        <w:rPr>
+          <w:rFonts w:ascii="Arial" w:eastAsiaTheme="minorHAnsi" w:hAnsi="Arial" w:cs="Arial"/>
+        </w:rPr>
+        <w:t xml:space="preserve">At K of 1, </w:t>
+      </w:r>
+      <w:r>
+        <w:rPr>
+          <w:rFonts w:ascii="Arial" w:eastAsiaTheme="minorHAnsi" w:hAnsi="Arial" w:cs="Arial"/>
+        </w:rPr>
+        <w:t xml:space="preserve">we have </w:t>
+      </w:r>
+      <w:r>
+        <w:rPr>
+          <w:rFonts w:ascii="Arial" w:eastAsiaTheme="minorHAnsi" w:hAnsi="Arial" w:cs="Arial"/>
+        </w:rPr>
+        <w:t>the sharpest difference between ground truth angle and predicted angle</w:t>
+      </w:r>
+      <w:r>
+        <w:rPr>
+          <w:rFonts w:ascii="Arial" w:eastAsiaTheme="minorHAnsi" w:hAnsi="Arial" w:cs="Arial"/>
+        </w:rPr>
+        <w:t xml:space="preserve"> at above 2</w:t>
+      </w:r>
+      <w:r>
+        <w:rPr>
+          <w:rFonts w:ascii="Arial" w:eastAsiaTheme="minorHAnsi" w:hAnsi="Arial" w:cs="Arial"/>
+        </w:rPr>
+        <w:t xml:space="preserve">. The moment we </w:t>
+      </w:r>
+      <w:r>
+        <w:rPr>
+          <w:rFonts w:ascii="Arial" w:eastAsiaTheme="minorHAnsi" w:hAnsi="Arial" w:cs="Arial"/>
+        </w:rPr>
+        <w:t>changed K to 2</w:t>
+      </w:r>
+      <w:r>
+        <w:rPr>
+          <w:rFonts w:ascii="Arial" w:eastAsiaTheme="minorHAnsi" w:hAnsi="Arial" w:cs="Arial"/>
+        </w:rPr>
+        <w:t>, the difference sharply decreased</w:t>
+      </w:r>
+      <w:r>
+        <w:rPr>
+          <w:rFonts w:ascii="Arial" w:eastAsiaTheme="minorHAnsi" w:hAnsi="Arial" w:cs="Arial"/>
+        </w:rPr>
+        <w:t xml:space="preserve"> to above </w:t>
+      </w:r>
+      <w:proofErr w:type="gramStart"/>
+      <w:r>
+        <w:rPr>
+          <w:rFonts w:ascii="Arial" w:eastAsiaTheme="minorHAnsi" w:hAnsi="Arial" w:cs="Arial"/>
+        </w:rPr>
+        <w:t>1</w:t>
+      </w:r>
+      <w:r>
+        <w:rPr>
+          <w:rFonts w:ascii="Arial" w:eastAsiaTheme="minorHAnsi" w:hAnsi="Arial" w:cs="Arial"/>
+        </w:rPr>
+        <w:t>, and</w:t>
+      </w:r>
+      <w:proofErr w:type="gramEnd"/>
+      <w:r>
+        <w:rPr>
+          <w:rFonts w:ascii="Arial" w:eastAsiaTheme="minorHAnsi" w:hAnsi="Arial" w:cs="Arial"/>
+        </w:rPr>
+        <w:t xml:space="preserve"> was at the lowest point for K = 3</w:t>
+      </w:r>
+      <w:r>
+        <w:rPr>
+          <w:rFonts w:ascii="Arial" w:eastAsiaTheme="minorHAnsi" w:hAnsi="Arial" w:cs="Arial"/>
+        </w:rPr>
+        <w:t xml:space="preserve"> under 1</w:t>
+      </w:r>
+      <w:r>
+        <w:rPr>
+          <w:rFonts w:ascii="Arial" w:eastAsiaTheme="minorHAnsi" w:hAnsi="Arial" w:cs="Arial"/>
+        </w:rPr>
+        <w:t>. At K = 4, it’s roughly around the same bottom dip</w:t>
+      </w:r>
+      <w:r>
+        <w:rPr>
+          <w:rFonts w:ascii="Arial" w:eastAsiaTheme="minorHAnsi" w:hAnsi="Arial" w:cs="Arial"/>
+        </w:rPr>
+        <w:t xml:space="preserve"> above 1</w:t>
+      </w:r>
+      <w:r>
+        <w:rPr>
+          <w:rFonts w:ascii="Arial" w:eastAsiaTheme="minorHAnsi" w:hAnsi="Arial" w:cs="Arial"/>
+        </w:rPr>
+        <w:t>, but then</w:t>
+      </w:r>
+      <w:r>
+        <w:rPr>
+          <w:rFonts w:ascii="Arial" w:eastAsiaTheme="minorHAnsi" w:hAnsi="Arial" w:cs="Arial"/>
+        </w:rPr>
+        <w:t xml:space="preserve"> as K increases</w:t>
+      </w:r>
+      <w:r>
+        <w:rPr>
+          <w:rFonts w:ascii="Arial" w:eastAsiaTheme="minorHAnsi" w:hAnsi="Arial" w:cs="Arial"/>
+        </w:rPr>
+        <w:t xml:space="preserve"> slowly increases and K seems to stabilise around 1.3.</w:t>
+      </w:r>
+      <w:r>
+        <w:rPr>
+          <w:rFonts w:ascii="Arial" w:eastAsiaTheme="minorHAnsi" w:hAnsi="Arial" w:cs="Arial"/>
+        </w:rPr>
+        <w:t xml:space="preserve"> </w:t>
+      </w:r>
+      <w:r>
+        <w:rPr>
+          <w:rFonts w:ascii="Arial" w:eastAsiaTheme="minorHAnsi" w:hAnsi="Arial" w:cs="Arial"/>
+        </w:rPr>
+        <w:t xml:space="preserve">This points to K = 3 being the optimal value </w:t>
+      </w:r>
+      <w:r>
+        <w:rPr>
+          <w:rFonts w:ascii="Arial" w:eastAsiaTheme="minorHAnsi" w:hAnsi="Arial" w:cs="Arial"/>
+        </w:rPr>
+        <w:t>and the best trade-off for this query.</w:t>
+      </w:r>
+      <w:r>
+        <w:rPr>
+          <w:rFonts w:ascii="Arial" w:eastAsiaTheme="minorHAnsi" w:hAnsi="Arial" w:cs="Arial"/>
+        </w:rPr>
+        <w:t xml:space="preserve"> </w:t>
+      </w:r>
     </w:p>
     <w:p>
       <w:pPr>
         <w:spacing w:line="240" w:lineRule="auto"/>
-        <w:rPr>
-          <w:rFonts w:ascii="Arial" w:hAnsi="Arial" w:cs="Arial"/>
+        <w:jc w:val="both"/>
+        <w:rPr>
+          <w:rFonts w:ascii="Arial" w:eastAsiaTheme="minorHAnsi" w:hAnsi="Arial" w:cs="Arial"/>
         </w:rPr>
       </w:pPr>
       <w:r>
         <w:rPr>
-          <w:rFonts w:ascii="Arial" w:hAnsi="Arial" w:cs="Arial"/>
-        </w:rPr>
-        <w:t>Q3:</w:t>
+          <w:rFonts w:ascii="Arial" w:eastAsiaTheme="minorHAnsi" w:hAnsi="Arial" w:cs="Arial"/>
+        </w:rPr>
+        <w:t xml:space="preserve">Very small K values in this case are </w:t>
+      </w:r>
+      <w:r>
+        <w:rPr>
+          <w:rFonts w:ascii="Arial" w:eastAsiaTheme="minorHAnsi" w:hAnsi="Arial" w:cs="Arial"/>
+        </w:rPr>
+        <w:t xml:space="preserve">highly </w:t>
+      </w:r>
+      <w:r>
+        <w:rPr>
+          <w:rFonts w:ascii="Arial" w:eastAsiaTheme="minorHAnsi" w:hAnsi="Arial" w:cs="Arial"/>
+        </w:rPr>
+        <w:t xml:space="preserve">sensitive </w:t>
+      </w:r>
+      <w:r>
+        <w:rPr>
+          <w:rFonts w:ascii="Arial" w:eastAsiaTheme="minorHAnsi" w:hAnsi="Arial" w:cs="Arial"/>
+        </w:rPr>
+        <w:t>local samples, making it lack robustness, and can potentially be a noisy estimate a prediction</w:t>
+      </w:r>
+      <w:r>
+        <w:rPr>
+          <w:rFonts w:ascii="Arial" w:eastAsiaTheme="minorHAnsi" w:hAnsi="Arial" w:cs="Arial"/>
+        </w:rPr>
+        <w:t>, which explains the large error</w:t>
+      </w:r>
+      <w:r>
+        <w:rPr>
+          <w:rFonts w:ascii="Arial" w:eastAsiaTheme="minorHAnsi" w:hAnsi="Arial" w:cs="Arial"/>
+        </w:rPr>
+        <w:t xml:space="preserve">. </w:t>
+      </w:r>
+      <w:r>
+        <w:rPr>
+          <w:rFonts w:ascii="Arial" w:eastAsiaTheme="minorHAnsi" w:hAnsi="Arial" w:cs="Arial"/>
+        </w:rPr>
+        <w:t xml:space="preserve">Very large K, give </w:t>
+      </w:r>
+      <w:r>
+        <w:rPr>
+          <w:rFonts w:ascii="Arial" w:eastAsiaTheme="minorHAnsi" w:hAnsi="Arial" w:cs="Arial"/>
+        </w:rPr>
+        <w:t xml:space="preserve">another </w:t>
+      </w:r>
+      <w:r>
+        <w:rPr>
+          <w:rFonts w:ascii="Arial" w:eastAsiaTheme="minorHAnsi" w:hAnsi="Arial" w:cs="Arial"/>
+        </w:rPr>
+        <w:t xml:space="preserve">effect where the larger the K, the more likely the prediction is smothered by the less relevant samples, resulting in the gradual increase in error we observe as K increases above 4. </w:t>
+      </w:r>
+      <w:r>
+        <w:rPr>
+          <w:rFonts w:ascii="Arial" w:eastAsiaTheme="minorHAnsi" w:hAnsi="Arial" w:cs="Arial"/>
+        </w:rPr>
+        <w:t xml:space="preserve">So, a K that’s too </w:t>
+      </w:r>
+      <w:r>
+        <w:rPr>
+          <w:rFonts w:ascii="Arial" w:eastAsiaTheme="minorHAnsi" w:hAnsi="Arial" w:cs="Arial"/>
+        </w:rPr>
+        <w:t>small</w:t>
+      </w:r>
+      <w:r>
+        <w:rPr>
+          <w:rFonts w:ascii="Arial" w:eastAsiaTheme="minorHAnsi" w:hAnsi="Arial" w:cs="Arial"/>
+        </w:rPr>
+        <w:t xml:space="preserve"> </w:t>
+      </w:r>
+      <w:r>
+        <w:rPr>
+          <w:rFonts w:ascii="Arial" w:eastAsiaTheme="minorHAnsi" w:hAnsi="Arial" w:cs="Arial"/>
+        </w:rPr>
+        <w:t xml:space="preserve">leads to high variance where the estimator is sensitive to small data, but a K that’s too large ends up potentially underfitting or having a high bias. </w:t>
       </w:r>
     </w:p>
     <w:p>
       <w:pPr>
-        <w:spacing w:after="0" w:line="240" w:lineRule="auto"/>
-        <w:rPr>
-          <w:rFonts w:ascii="Arial" w:eastAsia="Times New Roman" w:hAnsi="Arial" w:cs="Arial"/>
-          <w:i/>
-          <w:iCs/>
-          <w:lang w:eastAsia="zh-CN"/>
+        <w:spacing w:line="240" w:lineRule="auto"/>
+        <w:jc w:val="both"/>
+        <w:rPr>
+          <w:rFonts w:ascii="Arial" w:eastAsiaTheme="minorHAnsi" w:hAnsi="Arial" w:cs="Arial"/>
         </w:rPr>
       </w:pPr>
       <w:r>
         <w:rPr>
-          <w:rFonts w:ascii="Arial" w:eastAsia="Times New Roman" w:hAnsi="Arial" w:cs="Arial"/>
-          <w:i/>
-          <w:iCs/>
-          <w:lang w:eastAsia="zh-CN"/>
-        </w:rPr>
-        <w:t xml:space="preserve">Please </w:t>
-      </w:r>
-      <w:r>
-        <w:rPr>
-          <w:rFonts w:ascii="Arial" w:eastAsia="Times New Roman" w:hAnsi="Arial" w:cs="Arial"/>
-          <w:i/>
-          <w:iCs/>
-          <w:color w:val="FF0000"/>
-          <w:lang w:eastAsia="zh-CN"/>
-        </w:rPr>
-        <w:t>REMOVE</w:t>
-      </w:r>
-      <w:r>
-        <w:rPr>
-          <w:rFonts w:ascii="Arial" w:eastAsia="Times New Roman" w:hAnsi="Arial" w:cs="Arial"/>
-          <w:i/>
-          <w:iCs/>
-          <w:lang w:eastAsia="zh-CN"/>
-        </w:rPr>
-        <w:t xml:space="preserve"> the above guidance from your final report. </w:t>
-      </w:r>
-      <w:r>
-        <w:rPr>
-          <w:rFonts w:ascii="Arial" w:eastAsia="Times New Roman" w:hAnsi="Arial" w:cs="Arial"/>
-          <w:i/>
-          <w:iCs/>
-          <w:lang w:eastAsia="zh-CN"/>
-        </w:rPr>
-        <w:t>T</w:t>
-      </w:r>
-      <w:r>
-        <w:rPr>
-          <w:rFonts w:ascii="Arial" w:eastAsia="Times New Roman" w:hAnsi="Arial" w:cs="Arial"/>
-          <w:i/>
-          <w:iCs/>
-          <w:lang w:eastAsia="zh-CN"/>
-        </w:rPr>
-        <w:t>his document is intended as a format template only.</w:t>
+          <w:rFonts w:ascii="Arial" w:eastAsiaTheme="minorHAnsi" w:hAnsi="Arial" w:cs="Arial"/>
+        </w:rPr>
+        <w:t>Ultimately, prediction accuracy is best at an intermediate K, where the model balances local fidelity and robustness, which is observed at the minimum point of the K-error curve. In this case, the point is K=3.</w:t>
       </w:r>
     </w:p>
     <w:p>
       <w:pPr>
+        <w:spacing w:line="240" w:lineRule="auto"/>
         <w:rPr>
           <w:rFonts w:ascii="Arial" w:hAnsi="Arial" w:cs="Arial"/>
+        </w:rPr>
+      </w:pPr>
+      <w:r>
+        <w:rPr>
+          <w:rFonts w:ascii="Arial" w:hAnsi="Arial" w:cs="Arial"/>
+        </w:rPr>
+        <w:t>Q3:</w:t>
+      </w:r>
+    </w:p>
+    <w:p>
+      <w:pPr>
+        <w:rPr>
+          <w:rFonts w:ascii="Arial" w:eastAsia="Times New Roman" w:hAnsi="Arial" w:cs="Arial"/>
+          <w:lang w:val="en-SG" w:eastAsia="zh-CN"/>
+        </w:rPr>
+      </w:pPr>
+      <w:proofErr w:type="spellStart"/>
+      <w:r>
+        <w:rPr>
+          <w:rFonts w:ascii="Arial" w:eastAsia="Times New Roman" w:hAnsi="Arial" w:cs="Arial"/>
+          <w:lang w:val="en-SG" w:eastAsia="zh-CN"/>
+        </w:rPr>
+        <w:t>k_att</w:t>
+      </w:r>
+      <w:proofErr w:type="spellEnd"/>
+      <w:r>
+        <w:rPr>
+          <w:rFonts w:ascii="Arial" w:eastAsia="Times New Roman" w:hAnsi="Arial" w:cs="Arial"/>
+          <w:lang w:val="en-SG" w:eastAsia="zh-CN"/>
+        </w:rPr>
+        <w:t xml:space="preserve"> controls how strongly the robot is pulled toward the goal. When </w:t>
+      </w:r>
+      <w:proofErr w:type="spellStart"/>
+      <w:r>
+        <w:rPr>
+          <w:rFonts w:ascii="Arial" w:eastAsia="Times New Roman" w:hAnsi="Arial" w:cs="Arial"/>
+          <w:lang w:val="en-SG" w:eastAsia="zh-CN"/>
+        </w:rPr>
+        <w:t>k_att</w:t>
+      </w:r>
+      <w:proofErr w:type="spellEnd"/>
+      <w:r>
+        <w:rPr>
+          <w:rFonts w:ascii="Arial" w:eastAsia="Times New Roman" w:hAnsi="Arial" w:cs="Arial"/>
+          <w:lang w:val="en-SG" w:eastAsia="zh-CN"/>
+        </w:rPr>
+        <w:t xml:space="preserve"> is too small, the attractive pull is weak, resulting in slow, inefficient paths that may not converge (seen at </w:t>
+      </w:r>
+      <w:proofErr w:type="spellStart"/>
+      <w:r>
+        <w:rPr>
+          <w:rFonts w:ascii="Arial" w:eastAsia="Times New Roman" w:hAnsi="Arial" w:cs="Arial"/>
+          <w:lang w:val="en-SG" w:eastAsia="zh-CN"/>
+        </w:rPr>
+        <w:t>k_att</w:t>
+      </w:r>
+      <w:proofErr w:type="spellEnd"/>
+      <w:r>
+        <w:rPr>
+          <w:rFonts w:ascii="Arial" w:eastAsia="Times New Roman" w:hAnsi="Arial" w:cs="Arial"/>
+          <w:lang w:val="en-SG" w:eastAsia="zh-CN"/>
+        </w:rPr>
+        <w:t xml:space="preserve"> = 0.1). When </w:t>
+      </w:r>
+      <w:proofErr w:type="spellStart"/>
+      <w:r>
+        <w:rPr>
+          <w:rFonts w:ascii="Arial" w:eastAsia="Times New Roman" w:hAnsi="Arial" w:cs="Arial"/>
+          <w:lang w:val="en-SG" w:eastAsia="zh-CN"/>
+        </w:rPr>
+        <w:t>k_att</w:t>
+      </w:r>
+      <w:proofErr w:type="spellEnd"/>
+      <w:r>
+        <w:rPr>
+          <w:rFonts w:ascii="Arial" w:eastAsia="Times New Roman" w:hAnsi="Arial" w:cs="Arial"/>
+          <w:lang w:val="en-SG" w:eastAsia="zh-CN"/>
+        </w:rPr>
+        <w:t xml:space="preserve"> is too large, the pull becomes aggressive, causing overshooting and oscillation around the goal while even cutting through obstacles (</w:t>
+      </w:r>
+      <w:proofErr w:type="spellStart"/>
+      <w:r>
+        <w:rPr>
+          <w:rFonts w:ascii="Arial" w:eastAsia="Times New Roman" w:hAnsi="Arial" w:cs="Arial"/>
+          <w:lang w:val="en-SG" w:eastAsia="zh-CN"/>
+        </w:rPr>
+        <w:t>k_att</w:t>
+      </w:r>
+      <w:proofErr w:type="spellEnd"/>
+      <w:r>
+        <w:rPr>
+          <w:rFonts w:ascii="Arial" w:eastAsia="Times New Roman" w:hAnsi="Arial" w:cs="Arial"/>
+          <w:lang w:val="en-SG" w:eastAsia="zh-CN"/>
+        </w:rPr>
+        <w:t xml:space="preserve"> = 2.0+).</w:t>
+      </w:r>
+    </w:p>
+    <w:p>
+      <w:pPr>
+        <w:rPr>
+          <w:rFonts w:ascii="Arial" w:eastAsia="Times New Roman" w:hAnsi="Arial" w:cs="Arial"/>
+          <w:lang w:val="en-SG" w:eastAsia="zh-CN"/>
+        </w:rPr>
+      </w:pPr>
+      <w:proofErr w:type="spellStart"/>
+      <w:r>
+        <w:rPr>
+          <w:rFonts w:ascii="Arial" w:eastAsia="Times New Roman" w:hAnsi="Arial" w:cs="Arial"/>
+          <w:lang w:val="en-SG" w:eastAsia="zh-CN"/>
+        </w:rPr>
+        <w:t>k_rep</w:t>
+      </w:r>
+      <w:proofErr w:type="spellEnd"/>
+      <w:r>
+        <w:rPr>
+          <w:rFonts w:ascii="Arial" w:eastAsia="Times New Roman" w:hAnsi="Arial" w:cs="Arial"/>
+          <w:lang w:val="en-SG" w:eastAsia="zh-CN"/>
+        </w:rPr>
+        <w:t xml:space="preserve"> controls how strongly the robot is pushed away from obstacles. When </w:t>
+      </w:r>
+      <w:proofErr w:type="spellStart"/>
+      <w:r>
+        <w:rPr>
+          <w:rFonts w:ascii="Arial" w:eastAsia="Times New Roman" w:hAnsi="Arial" w:cs="Arial"/>
+          <w:lang w:val="en-SG" w:eastAsia="zh-CN"/>
+        </w:rPr>
+        <w:t>k_rep</w:t>
+      </w:r>
+      <w:proofErr w:type="spellEnd"/>
+      <w:r>
+        <w:rPr>
+          <w:rFonts w:ascii="Arial" w:eastAsia="Times New Roman" w:hAnsi="Arial" w:cs="Arial"/>
+          <w:lang w:val="en-SG" w:eastAsia="zh-CN"/>
+        </w:rPr>
+        <w:t xml:space="preserve"> is too small, repulsion is insufficient, allowing the robot to pass dangerously close to obstacles for a more direct but unsafe path (</w:t>
+      </w:r>
+      <w:proofErr w:type="spellStart"/>
+      <w:r>
+        <w:rPr>
+          <w:rFonts w:ascii="Arial" w:eastAsia="Times New Roman" w:hAnsi="Arial" w:cs="Arial"/>
+          <w:lang w:val="en-SG" w:eastAsia="zh-CN"/>
+        </w:rPr>
+        <w:t>k_rep</w:t>
+      </w:r>
+      <w:proofErr w:type="spellEnd"/>
+      <w:r>
+        <w:rPr>
+          <w:rFonts w:ascii="Arial" w:eastAsia="Times New Roman" w:hAnsi="Arial" w:cs="Arial"/>
+          <w:lang w:val="en-SG" w:eastAsia="zh-CN"/>
+        </w:rPr>
+        <w:t xml:space="preserve"> = 0.001). When </w:t>
+      </w:r>
+      <w:proofErr w:type="spellStart"/>
+      <w:r>
+        <w:rPr>
+          <w:rFonts w:ascii="Arial" w:eastAsia="Times New Roman" w:hAnsi="Arial" w:cs="Arial"/>
+          <w:lang w:val="en-SG" w:eastAsia="zh-CN"/>
+        </w:rPr>
+        <w:t>k_rep</w:t>
+      </w:r>
+      <w:proofErr w:type="spellEnd"/>
+      <w:r>
+        <w:rPr>
+          <w:rFonts w:ascii="Arial" w:eastAsia="Times New Roman" w:hAnsi="Arial" w:cs="Arial"/>
+          <w:lang w:val="en-SG" w:eastAsia="zh-CN"/>
+        </w:rPr>
+        <w:t xml:space="preserve"> is too large, the repulsive force becomes overwhelming, causing the robot to get trapped in local minima as it oscillates between obstacles with no viable escape route (</w:t>
+      </w:r>
+      <w:proofErr w:type="spellStart"/>
+      <w:r>
+        <w:rPr>
+          <w:rFonts w:ascii="Arial" w:eastAsia="Times New Roman" w:hAnsi="Arial" w:cs="Arial"/>
+          <w:lang w:val="en-SG" w:eastAsia="zh-CN"/>
+        </w:rPr>
+        <w:t>k_rep</w:t>
+      </w:r>
+      <w:proofErr w:type="spellEnd"/>
+      <w:r>
+        <w:rPr>
+          <w:rFonts w:ascii="Arial" w:eastAsia="Times New Roman" w:hAnsi="Arial" w:cs="Arial"/>
+          <w:lang w:val="en-SG" w:eastAsia="zh-CN"/>
+        </w:rPr>
+        <w:t xml:space="preserve"> = 0.05+).</w:t>
+      </w:r>
+    </w:p>
+    <w:p>
+      <w:pPr>
+        <w:rPr>
+          <w:rFonts w:ascii="Arial" w:eastAsia="Times New Roman" w:hAnsi="Arial" w:cs="Arial"/>
+          <w:lang w:val="en-SG" w:eastAsia="zh-CN"/>
+        </w:rPr>
+      </w:pPr>
+      <w:r>
+        <w:rPr>
+          <w:rFonts w:ascii="Arial" w:eastAsia="Times New Roman" w:hAnsi="Arial" w:cs="Arial"/>
+          <w:lang w:val="en-SG" w:eastAsia="zh-CN"/>
+        </w:rPr>
+        <w:t xml:space="preserve">The choice of </w:t>
+      </w:r>
+      <w:proofErr w:type="spellStart"/>
+      <w:r>
+        <w:rPr>
+          <w:rFonts w:ascii="Arial" w:eastAsia="Times New Roman" w:hAnsi="Arial" w:cs="Arial"/>
+          <w:lang w:val="en-SG" w:eastAsia="zh-CN"/>
+        </w:rPr>
+        <w:t>k_att</w:t>
+      </w:r>
+      <w:proofErr w:type="spellEnd"/>
+      <w:r>
+        <w:rPr>
+          <w:rFonts w:ascii="Arial" w:eastAsia="Times New Roman" w:hAnsi="Arial" w:cs="Arial"/>
+          <w:lang w:val="en-SG" w:eastAsia="zh-CN"/>
+        </w:rPr>
+        <w:t xml:space="preserve"> and </w:t>
+      </w:r>
+      <w:proofErr w:type="spellStart"/>
+      <w:r>
+        <w:rPr>
+          <w:rFonts w:ascii="Arial" w:eastAsia="Times New Roman" w:hAnsi="Arial" w:cs="Arial"/>
+          <w:lang w:val="en-SG" w:eastAsia="zh-CN"/>
+        </w:rPr>
+        <w:t>k_rep</w:t>
+      </w:r>
+      <w:proofErr w:type="spellEnd"/>
+      <w:r>
+        <w:rPr>
+          <w:rFonts w:ascii="Arial" w:eastAsia="Times New Roman" w:hAnsi="Arial" w:cs="Arial"/>
+          <w:lang w:val="en-SG" w:eastAsia="zh-CN"/>
+        </w:rPr>
+        <w:t xml:space="preserve"> depends on the environment structure. In tight spaces with narrow passages, aggressive tuning fails—high </w:t>
+      </w:r>
+      <w:proofErr w:type="spellStart"/>
+      <w:r>
+        <w:rPr>
+          <w:rFonts w:ascii="Arial" w:eastAsia="Times New Roman" w:hAnsi="Arial" w:cs="Arial"/>
+          <w:lang w:val="en-SG" w:eastAsia="zh-CN"/>
+        </w:rPr>
+        <w:t>k_rep</w:t>
+      </w:r>
+      <w:proofErr w:type="spellEnd"/>
+      <w:r>
+        <w:rPr>
+          <w:rFonts w:ascii="Arial" w:eastAsia="Times New Roman" w:hAnsi="Arial" w:cs="Arial"/>
+          <w:lang w:val="en-SG" w:eastAsia="zh-CN"/>
+        </w:rPr>
+        <w:t xml:space="preserve"> causes oscillation-induced local minima, while low </w:t>
+      </w:r>
+      <w:proofErr w:type="spellStart"/>
+      <w:r>
+        <w:rPr>
+          <w:rFonts w:ascii="Arial" w:eastAsia="Times New Roman" w:hAnsi="Arial" w:cs="Arial"/>
+          <w:lang w:val="en-SG" w:eastAsia="zh-CN"/>
+        </w:rPr>
+        <w:t>k_att</w:t>
+      </w:r>
+      <w:proofErr w:type="spellEnd"/>
+      <w:r>
+        <w:rPr>
+          <w:rFonts w:ascii="Arial" w:eastAsia="Times New Roman" w:hAnsi="Arial" w:cs="Arial"/>
+          <w:lang w:val="en-SG" w:eastAsia="zh-CN"/>
+        </w:rPr>
+        <w:t xml:space="preserve"> fails to provide sufficient pull through constraints. Conversely, in wide, open environments, both coefficients can be increased to achieve faster convergence and safer paths with wider safety margins.</w:t>
+      </w:r>
+    </w:p>
+    <w:p>
+      <w:pPr>
+        <w:rPr>
+          <w:rFonts w:ascii="Arial" w:hAnsi="Arial" w:cs="Arial"/>
+          <w:lang w:val="en-SG"/>
         </w:rPr>
       </w:pPr>
     </w:p>
     <w:p/>
     <w:sectPr>
-      <w:headerReference w:type="even" r:id="rId6"/>
-      <w:headerReference w:type="default" r:id="rId7"/>
-      <w:footerReference w:type="even" r:id="rId8"/>
-      <w:footerReference w:type="default" r:id="rId9"/>
-      <w:headerReference w:type="first" r:id="rId10"/>
-      <w:footerReference w:type="first" r:id="rId11"/>
       <w:pgSz w:w="11906" w:h="16838"/>
       <w:pgMar w:top="1134" w:right="1134" w:bottom="1134" w:left="1134" w:header="708" w:footer="708" w:gutter="0"/>
       <w:cols w:space="708"/>
@@ -473,36 +599,6 @@
 </w:endnotes>
 </file>
 
-<file path=word/footer1.xml><?xml version="1.0" encoding="utf-8"?>
-<w:ftr xmlns:wpc="http://schemas.microsoft.com/office/word/2010/wordprocessingCanvas" xmlns:cx="http://schemas.microsoft.com/office/drawing/2014/chartex" xmlns:cx1="http://schemas.microsoft.com/office/drawing/2015/9/8/chartex" xmlns:cx2="http://schemas.microsoft.com/office/drawing/2015/10/21/chartex" xmlns:cx3="http://schemas.microsoft.com/office/drawing/2016/5/9/chartex" xmlns:cx4="http://schemas.microsoft.com/office/drawing/2016/5/10/chartex" xmlns:cx5="http://schemas.microsoft.com/office/drawing/2016/5/11/chartex" xmlns:cx6="http://schemas.microsoft.com/office/drawing/2016/5/12/chartex" xmlns:cx7="http://schemas.microsoft.com/office/drawing/2016/5/13/chartex" xmlns:cx8="http://schemas.microsoft.com/office/drawing/2016/5/14/chartex" xmlns:mc="http://schemas.openxmlformats.org/markup-compatibility/2006" xmlns:aink="http://schemas.microsoft.com/office/drawing/2016/ink" xmlns:am3d="http://schemas.microsoft.com/office/drawing/2017/model3d" xmlns:o="urn:schemas-microsoft-com:office:office" xmlns:oel="http://schemas.microsoft.com/office/2019/extlst" xmlns:r="http://schemas.openxmlformats.org/officeDocument/2006/relationships" xmlns:m="http://schemas.openxmlformats.org/officeDocument/2006/math" xmlns:v="urn:schemas-microsoft-com:vml" xmlns:wp14="http://schemas.microsoft.com/office/word/2010/wordprocessingDrawing" xmlns:wp="http://schemas.openxmlformats.org/drawingml/2006/wordprocessingDrawing" xmlns:w10="urn:schemas-microsoft-com:office:word" xmlns:w="http://schemas.openxmlformats.org/wordprocessingml/2006/main" xmlns:w14="http://schemas.microsoft.com/office/word/2010/wordml" xmlns:w15="http://schemas.microsoft.com/office/word/2012/wordml" xmlns:w16cex="http://schemas.microsoft.com/office/word/2018/wordml/cex" xmlns:w16cid="http://schemas.microsoft.com/office/word/2016/wordml/cid" xmlns:w16="http://schemas.microsoft.com/office/word/2018/wordml" xmlns:w16du="http://schemas.microsoft.com/office/word/2023/wordml/word16du" xmlns:w16sdtdh="http://schemas.microsoft.com/office/word/2020/wordml/sdtdatahash" xmlns:w16sdtfl="http://schemas.microsoft.com/office/word/2024/wordml/sdtformatlock" xmlns:w16se="http://schemas.microsoft.com/office/word/2015/wordml/symex" xmlns:wpg="http://schemas.microsoft.com/office/word/2010/wordprocessingGroup" xmlns:wpi="http://schemas.microsoft.com/office/word/2010/wordprocessingInk" xmlns:wne="http://schemas.microsoft.com/office/word/2006/wordml" xmlns:wps="http://schemas.microsoft.com/office/word/2010/wordprocessingShape" mc:Ignorable="w14 w15 w16se w16cid w16 w16cex w16sdtdh w16sdtfl w16du wp14">
-  <w:p>
-    <w:pPr>
-      <w:pStyle w:val="Footer"/>
-    </w:pPr>
-  </w:p>
-</w:ftr>
-</file>
-
-<file path=word/footer2.xml><?xml version="1.0" encoding="utf-8"?>
-<w:ftr xmlns:wpc="http://schemas.microsoft.com/office/word/2010/wordprocessingCanvas" xmlns:cx="http://schemas.microsoft.com/office/drawing/2014/chartex" xmlns:cx1="http://schemas.microsoft.com/office/drawing/2015/9/8/chartex" xmlns:cx2="http://schemas.microsoft.com/office/drawing/2015/10/21/chartex" xmlns:cx3="http://schemas.microsoft.com/office/drawing/2016/5/9/chartex" xmlns:cx4="http://schemas.microsoft.com/office/drawing/2016/5/10/chartex" xmlns:cx5="http://schemas.microsoft.com/office/drawing/2016/5/11/chartex" xmlns:cx6="http://schemas.microsoft.com/office/drawing/2016/5/12/chartex" xmlns:cx7="http://schemas.microsoft.com/office/drawing/2016/5/13/chartex" xmlns:cx8="http://schemas.microsoft.com/office/drawing/2016/5/14/chartex" xmlns:mc="http://schemas.openxmlformats.org/markup-compatibility/2006" xmlns:aink="http://schemas.microsoft.com/office/drawing/2016/ink" xmlns:am3d="http://schemas.microsoft.com/office/drawing/2017/model3d" xmlns:o="urn:schemas-microsoft-com:office:office" xmlns:oel="http://schemas.microsoft.com/office/2019/extlst" xmlns:r="http://schemas.openxmlformats.org/officeDocument/2006/relationships" xmlns:m="http://schemas.openxmlformats.org/officeDocument/2006/math" xmlns:v="urn:schemas-microsoft-com:vml" xmlns:wp14="http://schemas.microsoft.com/office/word/2010/wordprocessingDrawing" xmlns:wp="http://schemas.openxmlformats.org/drawingml/2006/wordprocessingDrawing" xmlns:w10="urn:schemas-microsoft-com:office:word" xmlns:w="http://schemas.openxmlformats.org/wordprocessingml/2006/main" xmlns:w14="http://schemas.microsoft.com/office/word/2010/wordml" xmlns:w15="http://schemas.microsoft.com/office/word/2012/wordml" xmlns:w16cex="http://schemas.microsoft.com/office/word/2018/wordml/cex" xmlns:w16cid="http://schemas.microsoft.com/office/word/2016/wordml/cid" xmlns:w16="http://schemas.microsoft.com/office/word/2018/wordml" xmlns:w16du="http://schemas.microsoft.com/office/word/2023/wordml/word16du" xmlns:w16sdtdh="http://schemas.microsoft.com/office/word/2020/wordml/sdtdatahash" xmlns:w16sdtfl="http://schemas.microsoft.com/office/word/2024/wordml/sdtformatlock" xmlns:w16se="http://schemas.microsoft.com/office/word/2015/wordml/symex" xmlns:wpg="http://schemas.microsoft.com/office/word/2010/wordprocessingGroup" xmlns:wpi="http://schemas.microsoft.com/office/word/2010/wordprocessingInk" xmlns:wne="http://schemas.microsoft.com/office/word/2006/wordml" xmlns:wps="http://schemas.microsoft.com/office/word/2010/wordprocessingShape" mc:Ignorable="w14 w15 w16se w16cid w16 w16cex w16sdtdh w16sdtfl w16du wp14">
-  <w:p>
-    <w:pPr>
-      <w:pStyle w:val="Footer"/>
-    </w:pPr>
-  </w:p>
-</w:ftr>
-</file>
-
-<file path=word/footer3.xml><?xml version="1.0" encoding="utf-8"?>
-<w:ftr xmlns:wpc="http://schemas.microsoft.com/office/word/2010/wordprocessingCanvas" xmlns:cx="http://schemas.microsoft.com/office/drawing/2014/chartex" xmlns:cx1="http://schemas.microsoft.com/office/drawing/2015/9/8/chartex" xmlns:cx2="http://schemas.microsoft.com/office/drawing/2015/10/21/chartex" xmlns:cx3="http://schemas.microsoft.com/office/drawing/2016/5/9/chartex" xmlns:cx4="http://schemas.microsoft.com/office/drawing/2016/5/10/chartex" xmlns:cx5="http://schemas.microsoft.com/office/drawing/2016/5/11/chartex" xmlns:cx6="http://schemas.microsoft.com/office/drawing/2016/5/12/chartex" xmlns:cx7="http://schemas.microsoft.com/office/drawing/2016/5/13/chartex" xmlns:cx8="http://schemas.microsoft.com/office/drawing/2016/5/14/chartex" xmlns:mc="http://schemas.openxmlformats.org/markup-compatibility/2006" xmlns:aink="http://schemas.microsoft.com/office/drawing/2016/ink" xmlns:am3d="http://schemas.microsoft.com/office/drawing/2017/model3d" xmlns:o="urn:schemas-microsoft-com:office:office" xmlns:oel="http://schemas.microsoft.com/office/2019/extlst" xmlns:r="http://schemas.openxmlformats.org/officeDocument/2006/relationships" xmlns:m="http://schemas.openxmlformats.org/officeDocument/2006/math" xmlns:v="urn:schemas-microsoft-com:vml" xmlns:wp14="http://schemas.microsoft.com/office/word/2010/wordprocessingDrawing" xmlns:wp="http://schemas.openxmlformats.org/drawingml/2006/wordprocessingDrawing" xmlns:w10="urn:schemas-microsoft-com:office:word" xmlns:w="http://schemas.openxmlformats.org/wordprocessingml/2006/main" xmlns:w14="http://schemas.microsoft.com/office/word/2010/wordml" xmlns:w15="http://schemas.microsoft.com/office/word/2012/wordml" xmlns:w16cex="http://schemas.microsoft.com/office/word/2018/wordml/cex" xmlns:w16cid="http://schemas.microsoft.com/office/word/2016/wordml/cid" xmlns:w16="http://schemas.microsoft.com/office/word/2018/wordml" xmlns:w16du="http://schemas.microsoft.com/office/word/2023/wordml/word16du" xmlns:w16sdtdh="http://schemas.microsoft.com/office/word/2020/wordml/sdtdatahash" xmlns:w16sdtfl="http://schemas.microsoft.com/office/word/2024/wordml/sdtformatlock" xmlns:w16se="http://schemas.microsoft.com/office/word/2015/wordml/symex" xmlns:wpg="http://schemas.microsoft.com/office/word/2010/wordprocessingGroup" xmlns:wpi="http://schemas.microsoft.com/office/word/2010/wordprocessingInk" xmlns:wne="http://schemas.microsoft.com/office/word/2006/wordml" xmlns:wps="http://schemas.microsoft.com/office/word/2010/wordprocessingShape" mc:Ignorable="w14 w15 w16se w16cid w16 w16cex w16sdtdh w16sdtfl w16du wp14">
-  <w:p>
-    <w:pPr>
-      <w:pStyle w:val="Footer"/>
-    </w:pPr>
-  </w:p>
-</w:ftr>
-</file>
-
 <file path=word/footnotes.xml><?xml version="1.0" encoding="utf-8"?>
 <w:footnotes xmlns:wpc="http://schemas.microsoft.com/office/word/2010/wordprocessingCanvas" xmlns:cx="http://schemas.microsoft.com/office/drawing/2014/chartex" xmlns:cx1="http://schemas.microsoft.com/office/drawing/2015/9/8/chartex" xmlns:cx2="http://schemas.microsoft.com/office/drawing/2015/10/21/chartex" xmlns:cx3="http://schemas.microsoft.com/office/drawing/2016/5/9/chartex" xmlns:cx4="http://schemas.microsoft.com/office/drawing/2016/5/10/chartex" xmlns:cx5="http://schemas.microsoft.com/office/drawing/2016/5/11/chartex" xmlns:cx6="http://schemas.microsoft.com/office/drawing/2016/5/12/chartex" xmlns:cx7="http://schemas.microsoft.com/office/drawing/2016/5/13/chartex" xmlns:cx8="http://schemas.microsoft.com/office/drawing/2016/5/14/chartex" xmlns:mc="http://schemas.openxmlformats.org/markup-compatibility/2006" xmlns:aink="http://schemas.microsoft.com/office/drawing/2016/ink" xmlns:am3d="http://schemas.microsoft.com/office/drawing/2017/model3d" xmlns:o="urn:schemas-microsoft-com:office:office" xmlns:oel="http://schemas.microsoft.com/office/2019/extlst" xmlns:r="http://schemas.openxmlformats.org/officeDocument/2006/relationships" xmlns:m="http://schemas.openxmlformats.org/officeDocument/2006/math" xmlns:v="urn:schemas-microsoft-com:vml" xmlns:wp14="http://schemas.microsoft.com/office/word/2010/wordprocessingDrawing" xmlns:wp="http://schemas.openxmlformats.org/drawingml/2006/wordprocessingDrawing" xmlns:w10="urn:schemas-microsoft-com:office:word" xmlns:w="http://schemas.openxmlformats.org/wordprocessingml/2006/main" xmlns:w14="http://schemas.microsoft.com/office/word/2010/wordml" xmlns:w15="http://schemas.microsoft.com/office/word/2012/wordml" xmlns:w16cex="http://schemas.microsoft.com/office/word/2018/wordml/cex" xmlns:w16cid="http://schemas.microsoft.com/office/word/2016/wordml/cid" xmlns:w16="http://schemas.microsoft.com/office/word/2018/wordml" xmlns:w16du="http://schemas.microsoft.com/office/word/2023/wordml/word16du" xmlns:w16sdtdh="http://schemas.microsoft.com/office/word/2020/wordml/sdtdatahash" xmlns:w16sdtfl="http://schemas.microsoft.com/office/word/2024/wordml/sdtformatlock" xmlns:w16se="http://schemas.microsoft.com/office/word/2015/wordml/symex" xmlns:wpg="http://schemas.microsoft.com/office/word/2010/wordprocessingGroup" xmlns:wpi="http://schemas.microsoft.com/office/word/2010/wordprocessingInk" xmlns:wne="http://schemas.microsoft.com/office/word/2006/wordml" xmlns:wps="http://schemas.microsoft.com/office/word/2010/wordprocessingShape" mc:Ignorable="w14 w15 w16se w16cid w16 w16cex w16sdtdh w16sdtfl w16du wp14">
   <w:footnote w:type="separator" w:id="-1">
@@ -526,36 +622,6 @@
     </w:p>
   </w:footnote>
 </w:footnotes>
-</file>
-
-<file path=word/header1.xml><?xml version="1.0" encoding="utf-8"?>
-<w:hdr xmlns:wpc="http://schemas.microsoft.com/office/word/2010/wordprocessingCanvas" xmlns:cx="http://schemas.microsoft.com/office/drawing/2014/chartex" xmlns:cx1="http://schemas.microsoft.com/office/drawing/2015/9/8/chartex" xmlns:cx2="http://schemas.microsoft.com/office/drawing/2015/10/21/chartex" xmlns:cx3="http://schemas.microsoft.com/office/drawing/2016/5/9/chartex" xmlns:cx4="http://schemas.microsoft.com/office/drawing/2016/5/10/chartex" xmlns:cx5="http://schemas.microsoft.com/office/drawing/2016/5/11/chartex" xmlns:cx6="http://schemas.microsoft.com/office/drawing/2016/5/12/chartex" xmlns:cx7="http://schemas.microsoft.com/office/drawing/2016/5/13/chartex" xmlns:cx8="http://schemas.microsoft.com/office/drawing/2016/5/14/chartex" xmlns:mc="http://schemas.openxmlformats.org/markup-compatibility/2006" xmlns:aink="http://schemas.microsoft.com/office/drawing/2016/ink" xmlns:am3d="http://schemas.microsoft.com/office/drawing/2017/model3d" xmlns:o="urn:schemas-microsoft-com:office:office" xmlns:oel="http://schemas.microsoft.com/office/2019/extlst" xmlns:r="http://schemas.openxmlformats.org/officeDocument/2006/relationships" xmlns:m="http://schemas.openxmlformats.org/officeDocument/2006/math" xmlns:v="urn:schemas-microsoft-com:vml" xmlns:wp14="http://schemas.microsoft.com/office/word/2010/wordprocessingDrawing" xmlns:wp="http://schemas.openxmlformats.org/drawingml/2006/wordprocessingDrawing" xmlns:w10="urn:schemas-microsoft-com:office:word" xmlns:w="http://schemas.openxmlformats.org/wordprocessingml/2006/main" xmlns:w14="http://schemas.microsoft.com/office/word/2010/wordml" xmlns:w15="http://schemas.microsoft.com/office/word/2012/wordml" xmlns:w16cex="http://schemas.microsoft.com/office/word/2018/wordml/cex" xmlns:w16cid="http://schemas.microsoft.com/office/word/2016/wordml/cid" xmlns:w16="http://schemas.microsoft.com/office/word/2018/wordml" xmlns:w16du="http://schemas.microsoft.com/office/word/2023/wordml/word16du" xmlns:w16sdtdh="http://schemas.microsoft.com/office/word/2020/wordml/sdtdatahash" xmlns:w16sdtfl="http://schemas.microsoft.com/office/word/2024/wordml/sdtformatlock" xmlns:w16se="http://schemas.microsoft.com/office/word/2015/wordml/symex" xmlns:wpg="http://schemas.microsoft.com/office/word/2010/wordprocessingGroup" xmlns:wpi="http://schemas.microsoft.com/office/word/2010/wordprocessingInk" xmlns:wne="http://schemas.microsoft.com/office/word/2006/wordml" xmlns:wps="http://schemas.microsoft.com/office/word/2010/wordprocessingShape" mc:Ignorable="w14 w15 w16se w16cid w16 w16cex w16sdtdh w16sdtfl w16du wp14">
-  <w:p>
-    <w:pPr>
-      <w:pStyle w:val="Header"/>
-    </w:pPr>
-  </w:p>
-</w:hdr>
-</file>
-
-<file path=word/header2.xml><?xml version="1.0" encoding="utf-8"?>
-<w:hdr xmlns:wpc="http://schemas.microsoft.com/office/word/2010/wordprocessingCanvas" xmlns:cx="http://schemas.microsoft.com/office/drawing/2014/chartex" xmlns:cx1="http://schemas.microsoft.com/office/drawing/2015/9/8/chartex" xmlns:cx2="http://schemas.microsoft.com/office/drawing/2015/10/21/chartex" xmlns:cx3="http://schemas.microsoft.com/office/drawing/2016/5/9/chartex" xmlns:cx4="http://schemas.microsoft.com/office/drawing/2016/5/10/chartex" xmlns:cx5="http://schemas.microsoft.com/office/drawing/2016/5/11/chartex" xmlns:cx6="http://schemas.microsoft.com/office/drawing/2016/5/12/chartex" xmlns:cx7="http://schemas.microsoft.com/office/drawing/2016/5/13/chartex" xmlns:cx8="http://schemas.microsoft.com/office/drawing/2016/5/14/chartex" xmlns:mc="http://schemas.openxmlformats.org/markup-compatibility/2006" xmlns:aink="http://schemas.microsoft.com/office/drawing/2016/ink" xmlns:am3d="http://schemas.microsoft.com/office/drawing/2017/model3d" xmlns:o="urn:schemas-microsoft-com:office:office" xmlns:oel="http://schemas.microsoft.com/office/2019/extlst" xmlns:r="http://schemas.openxmlformats.org/officeDocument/2006/relationships" xmlns:m="http://schemas.openxmlformats.org/officeDocument/2006/math" xmlns:v="urn:schemas-microsoft-com:vml" xmlns:wp14="http://schemas.microsoft.com/office/word/2010/wordprocessingDrawing" xmlns:wp="http://schemas.openxmlformats.org/drawingml/2006/wordprocessingDrawing" xmlns:w10="urn:schemas-microsoft-com:office:word" xmlns:w="http://schemas.openxmlformats.org/wordprocessingml/2006/main" xmlns:w14="http://schemas.microsoft.com/office/word/2010/wordml" xmlns:w15="http://schemas.microsoft.com/office/word/2012/wordml" xmlns:w16cex="http://schemas.microsoft.com/office/word/2018/wordml/cex" xmlns:w16cid="http://schemas.microsoft.com/office/word/2016/wordml/cid" xmlns:w16="http://schemas.microsoft.com/office/word/2018/wordml" xmlns:w16du="http://schemas.microsoft.com/office/word/2023/wordml/word16du" xmlns:w16sdtdh="http://schemas.microsoft.com/office/word/2020/wordml/sdtdatahash" xmlns:w16sdtfl="http://schemas.microsoft.com/office/word/2024/wordml/sdtformatlock" xmlns:w16se="http://schemas.microsoft.com/office/word/2015/wordml/symex" xmlns:wpg="http://schemas.microsoft.com/office/word/2010/wordprocessingGroup" xmlns:wpi="http://schemas.microsoft.com/office/word/2010/wordprocessingInk" xmlns:wne="http://schemas.microsoft.com/office/word/2006/wordml" xmlns:wps="http://schemas.microsoft.com/office/word/2010/wordprocessingShape" mc:Ignorable="w14 w15 w16se w16cid w16 w16cex w16sdtdh w16sdtfl w16du wp14">
-  <w:p>
-    <w:pPr>
-      <w:pStyle w:val="Header"/>
-    </w:pPr>
-  </w:p>
-</w:hdr>
-</file>
-
-<file path=word/header3.xml><?xml version="1.0" encoding="utf-8"?>
-<w:hdr xmlns:wpc="http://schemas.microsoft.com/office/word/2010/wordprocessingCanvas" xmlns:cx="http://schemas.microsoft.com/office/drawing/2014/chartex" xmlns:cx1="http://schemas.microsoft.com/office/drawing/2015/9/8/chartex" xmlns:cx2="http://schemas.microsoft.com/office/drawing/2015/10/21/chartex" xmlns:cx3="http://schemas.microsoft.com/office/drawing/2016/5/9/chartex" xmlns:cx4="http://schemas.microsoft.com/office/drawing/2016/5/10/chartex" xmlns:cx5="http://schemas.microsoft.com/office/drawing/2016/5/11/chartex" xmlns:cx6="http://schemas.microsoft.com/office/drawing/2016/5/12/chartex" xmlns:cx7="http://schemas.microsoft.com/office/drawing/2016/5/13/chartex" xmlns:cx8="http://schemas.microsoft.com/office/drawing/2016/5/14/chartex" xmlns:mc="http://schemas.openxmlformats.org/markup-compatibility/2006" xmlns:aink="http://schemas.microsoft.com/office/drawing/2016/ink" xmlns:am3d="http://schemas.microsoft.com/office/drawing/2017/model3d" xmlns:o="urn:schemas-microsoft-com:office:office" xmlns:oel="http://schemas.microsoft.com/office/2019/extlst" xmlns:r="http://schemas.openxmlformats.org/officeDocument/2006/relationships" xmlns:m="http://schemas.openxmlformats.org/officeDocument/2006/math" xmlns:v="urn:schemas-microsoft-com:vml" xmlns:wp14="http://schemas.microsoft.com/office/word/2010/wordprocessingDrawing" xmlns:wp="http://schemas.openxmlformats.org/drawingml/2006/wordprocessingDrawing" xmlns:w10="urn:schemas-microsoft-com:office:word" xmlns:w="http://schemas.openxmlformats.org/wordprocessingml/2006/main" xmlns:w14="http://schemas.microsoft.com/office/word/2010/wordml" xmlns:w15="http://schemas.microsoft.com/office/word/2012/wordml" xmlns:w16cex="http://schemas.microsoft.com/office/word/2018/wordml/cex" xmlns:w16cid="http://schemas.microsoft.com/office/word/2016/wordml/cid" xmlns:w16="http://schemas.microsoft.com/office/word/2018/wordml" xmlns:w16du="http://schemas.microsoft.com/office/word/2023/wordml/word16du" xmlns:w16sdtdh="http://schemas.microsoft.com/office/word/2020/wordml/sdtdatahash" xmlns:w16sdtfl="http://schemas.microsoft.com/office/word/2024/wordml/sdtformatlock" xmlns:w16se="http://schemas.microsoft.com/office/word/2015/wordml/symex" xmlns:wpg="http://schemas.microsoft.com/office/word/2010/wordprocessingGroup" xmlns:wpi="http://schemas.microsoft.com/office/word/2010/wordprocessingInk" xmlns:wne="http://schemas.microsoft.com/office/word/2006/wordml" xmlns:wps="http://schemas.microsoft.com/office/word/2010/wordprocessingShape" mc:Ignorable="w14 w15 w16se w16cid w16 w16cex w16sdtdh w16sdtfl w16du wp14">
-  <w:p>
-    <w:pPr>
-      <w:pStyle w:val="Header"/>
-    </w:pPr>
-  </w:p>
-</w:hdr>
 </file>
 
 <file path=word/styles.xml><?xml version="1.0" encoding="utf-8"?>
